--- a/Описание Проекта.docx
+++ b/Описание Проекта.docx
@@ -38,7 +38,6 @@
           <w:bCs/>
         </w:rPr>
       </w:pPr>
-      <w:proofErr w:type="spellStart"/>
       <w:r>
         <w:rPr>
           <w:b/>
@@ -46,7 +45,6 @@
         </w:rPr>
         <w:t>Chemcenter</w:t>
       </w:r>
-      <w:proofErr w:type="spellEnd"/>
     </w:p>
     <w:p>
       <w:pPr>
@@ -495,6 +493,15 @@
     </w:p>
     <w:sdt>
       <w:sdtPr>
+        <w:rPr>
+          <w:rFonts w:ascii="Times New Roman" w:eastAsiaTheme="minorHAnsi" w:hAnsi="Times New Roman" w:cstheme="minorBidi"/>
+          <w:color w:val="auto"/>
+          <w:kern w:val="2"/>
+          <w:sz w:val="24"/>
+          <w:szCs w:val="24"/>
+          <w:lang w:eastAsia="en-US"/>
+          <w14:ligatures w14:val="standardContextual"/>
+        </w:rPr>
         <w:id w:val="-1242715390"/>
         <w:docPartObj>
           <w:docPartGallery w:val="Table of Contents"/>
@@ -503,15 +510,8 @@
       </w:sdtPr>
       <w:sdtEndPr>
         <w:rPr>
-          <w:rFonts w:ascii="Times New Roman" w:eastAsiaTheme="minorHAnsi" w:hAnsi="Times New Roman" w:cstheme="minorBidi"/>
           <w:b/>
           <w:bCs/>
-          <w:color w:val="auto"/>
-          <w:kern w:val="2"/>
-          <w:sz w:val="24"/>
-          <w:szCs w:val="24"/>
-          <w:lang w:eastAsia="en-US"/>
-          <w14:ligatures w14:val="standardContextual"/>
         </w:rPr>
       </w:sdtEndPr>
       <w:sdtContent>
@@ -556,13 +556,13 @@
           <w:r>
             <w:fldChar w:fldCharType="separate"/>
           </w:r>
-          <w:hyperlink w:anchor="_Toc223075689" w:history="1">
+          <w:hyperlink w:anchor="_Toc224344002" w:history="1">
             <w:r>
               <w:rPr>
                 <w:rStyle w:val="af"/>
                 <w:noProof/>
               </w:rPr>
-              <w:t>1. Введление</w:t>
+              <w:t>1. Введение</w:t>
             </w:r>
             <w:r>
               <w:rPr>
@@ -583,7 +583,7 @@
                 <w:noProof/>
                 <w:webHidden/>
               </w:rPr>
-              <w:instrText xml:space="preserve"> PAGEREF _Toc223075689 \h </w:instrText>
+              <w:instrText xml:space="preserve"> PAGEREF _Toc224344002 \h </w:instrText>
             </w:r>
             <w:r>
               <w:rPr>
@@ -626,7 +626,7 @@
               <w:lang w:eastAsia="ru-RU"/>
             </w:rPr>
           </w:pPr>
-          <w:hyperlink w:anchor="_Toc223075690" w:history="1">
+          <w:hyperlink w:anchor="_Toc224344003" w:history="1">
             <w:r>
               <w:rPr>
                 <w:rStyle w:val="af"/>
@@ -653,7 +653,7 @@
                 <w:noProof/>
                 <w:webHidden/>
               </w:rPr>
-              <w:instrText xml:space="preserve"> PAGEREF _Toc223075690 \h </w:instrText>
+              <w:instrText xml:space="preserve"> PAGEREF _Toc224344003 \h </w:instrText>
             </w:r>
             <w:r>
               <w:rPr>
@@ -696,7 +696,7 @@
               <w:lang w:eastAsia="ru-RU"/>
             </w:rPr>
           </w:pPr>
-          <w:hyperlink w:anchor="_Toc223075691" w:history="1">
+          <w:hyperlink w:anchor="_Toc224344004" w:history="1">
             <w:r>
               <w:rPr>
                 <w:rStyle w:val="af"/>
@@ -731,7 +731,7 @@
                 <w:noProof/>
                 <w:webHidden/>
               </w:rPr>
-              <w:instrText xml:space="preserve"> PAGEREF _Toc223075691 \h </w:instrText>
+              <w:instrText xml:space="preserve"> PAGEREF _Toc224344004 \h </w:instrText>
             </w:r>
             <w:r>
               <w:rPr>
@@ -774,28 +774,13 @@
               <w:lang w:eastAsia="ru-RU"/>
             </w:rPr>
           </w:pPr>
-          <w:hyperlink w:anchor="_Toc223075692" w:history="1">
+          <w:hyperlink w:anchor="_Toc224344005" w:history="1">
             <w:r>
               <w:rPr>
                 <w:rStyle w:val="af"/>
                 <w:noProof/>
               </w:rPr>
-              <w:t>2.</w:t>
-            </w:r>
-            <w:r>
-              <w:rPr>
-                <w:rStyle w:val="af"/>
-                <w:noProof/>
-                <w:lang w:val="en-US"/>
-              </w:rPr>
-              <w:t>2</w:t>
-            </w:r>
-            <w:r>
-              <w:rPr>
-                <w:rStyle w:val="af"/>
-                <w:noProof/>
-              </w:rPr>
-              <w:t xml:space="preserve"> Описание серверной части (Backend)</w:t>
+              <w:t>2.2 Описание серверной части (Backend)</w:t>
             </w:r>
             <w:r>
               <w:rPr>
@@ -816,7 +801,7 @@
                 <w:noProof/>
                 <w:webHidden/>
               </w:rPr>
-              <w:instrText xml:space="preserve"> PAGEREF _Toc223075692 \h </w:instrText>
+              <w:instrText xml:space="preserve"> PAGEREF _Toc224344005 \h </w:instrText>
             </w:r>
             <w:r>
               <w:rPr>
@@ -859,7 +844,7 @@
               <w:lang w:eastAsia="ru-RU"/>
             </w:rPr>
           </w:pPr>
-          <w:hyperlink w:anchor="_Toc223075693" w:history="1">
+          <w:hyperlink w:anchor="_Toc224344006" w:history="1">
             <w:r>
               <w:rPr>
                 <w:rStyle w:val="af"/>
@@ -886,7 +871,7 @@
                 <w:noProof/>
                 <w:webHidden/>
               </w:rPr>
-              <w:instrText xml:space="preserve"> PAGEREF _Toc223075693 \h </w:instrText>
+              <w:instrText xml:space="preserve"> PAGEREF _Toc224344006 \h </w:instrText>
             </w:r>
             <w:r>
               <w:rPr>
@@ -929,7 +914,7 @@
               <w:lang w:eastAsia="ru-RU"/>
             </w:rPr>
           </w:pPr>
-          <w:hyperlink w:anchor="_Toc223075694" w:history="1">
+          <w:hyperlink w:anchor="_Toc224344007" w:history="1">
             <w:r>
               <w:rPr>
                 <w:rStyle w:val="af"/>
@@ -956,7 +941,7 @@
                 <w:noProof/>
                 <w:webHidden/>
               </w:rPr>
-              <w:instrText xml:space="preserve"> PAGEREF _Toc223075694 \h </w:instrText>
+              <w:instrText xml:space="preserve"> PAGEREF _Toc224344007 \h </w:instrText>
             </w:r>
             <w:r>
               <w:rPr>
@@ -999,28 +984,13 @@
               <w:lang w:eastAsia="ru-RU"/>
             </w:rPr>
           </w:pPr>
-          <w:hyperlink w:anchor="_Toc223075695" w:history="1">
+          <w:hyperlink w:anchor="_Toc224344008" w:history="1">
             <w:r>
               <w:rPr>
                 <w:rStyle w:val="af"/>
                 <w:noProof/>
               </w:rPr>
-              <w:t>2.</w:t>
-            </w:r>
-            <w:r>
-              <w:rPr>
-                <w:rStyle w:val="af"/>
-                <w:noProof/>
-                <w:lang w:val="en-US"/>
-              </w:rPr>
-              <w:t>3</w:t>
-            </w:r>
-            <w:r>
-              <w:rPr>
-                <w:rStyle w:val="af"/>
-                <w:noProof/>
-              </w:rPr>
-              <w:t xml:space="preserve"> Описание (Front)</w:t>
+              <w:t>2.3 Описание (Front)</w:t>
             </w:r>
             <w:r>
               <w:rPr>
@@ -1041,7 +1011,7 @@
                 <w:noProof/>
                 <w:webHidden/>
               </w:rPr>
-              <w:instrText xml:space="preserve"> PAGEREF _Toc223075695 \h </w:instrText>
+              <w:instrText xml:space="preserve"> PAGEREF _Toc224344008 \h </w:instrText>
             </w:r>
             <w:r>
               <w:rPr>
@@ -1084,7 +1054,7 @@
               <w:lang w:eastAsia="ru-RU"/>
             </w:rPr>
           </w:pPr>
-          <w:hyperlink w:anchor="_Toc223075696" w:history="1">
+          <w:hyperlink w:anchor="_Toc224344009" w:history="1">
             <w:r>
               <w:rPr>
                 <w:rStyle w:val="af"/>
@@ -1111,7 +1081,7 @@
                 <w:noProof/>
                 <w:webHidden/>
               </w:rPr>
-              <w:instrText xml:space="preserve"> PAGEREF _Toc223075696 \h </w:instrText>
+              <w:instrText xml:space="preserve"> PAGEREF _Toc224344009 \h </w:instrText>
             </w:r>
             <w:r>
               <w:rPr>
@@ -1154,7 +1124,7 @@
               <w:lang w:eastAsia="ru-RU"/>
             </w:rPr>
           </w:pPr>
-          <w:hyperlink w:anchor="_Toc223075697" w:history="1">
+          <w:hyperlink w:anchor="_Toc224344010" w:history="1">
             <w:r>
               <w:rPr>
                 <w:rStyle w:val="af"/>
@@ -1181,7 +1151,7 @@
                 <w:noProof/>
                 <w:webHidden/>
               </w:rPr>
-              <w:instrText xml:space="preserve"> PAGEREF _Toc223075697 \h </w:instrText>
+              <w:instrText xml:space="preserve"> PAGEREF _Toc224344010 \h </w:instrText>
             </w:r>
             <w:r>
               <w:rPr>
@@ -1224,7 +1194,7 @@
               <w:lang w:eastAsia="ru-RU"/>
             </w:rPr>
           </w:pPr>
-          <w:hyperlink w:anchor="_Toc223075698" w:history="1">
+          <w:hyperlink w:anchor="_Toc224344011" w:history="1">
             <w:r>
               <w:rPr>
                 <w:rStyle w:val="af"/>
@@ -1251,7 +1221,7 @@
                 <w:noProof/>
                 <w:webHidden/>
               </w:rPr>
-              <w:instrText xml:space="preserve"> PAGEREF _Toc223075698 \h </w:instrText>
+              <w:instrText xml:space="preserve"> PAGEREF _Toc224344011 \h </w:instrText>
             </w:r>
             <w:r>
               <w:rPr>
@@ -1294,7 +1264,7 @@
               <w:lang w:eastAsia="ru-RU"/>
             </w:rPr>
           </w:pPr>
-          <w:hyperlink w:anchor="_Toc223075699" w:history="1">
+          <w:hyperlink w:anchor="_Toc224344012" w:history="1">
             <w:r>
               <w:rPr>
                 <w:rStyle w:val="af"/>
@@ -1321,7 +1291,7 @@
                 <w:noProof/>
                 <w:webHidden/>
               </w:rPr>
-              <w:instrText xml:space="preserve"> PAGEREF _Toc223075699 \h </w:instrText>
+              <w:instrText xml:space="preserve"> PAGEREF _Toc224344012 \h </w:instrText>
             </w:r>
             <w:r>
               <w:rPr>
@@ -1364,7 +1334,7 @@
               <w:lang w:eastAsia="ru-RU"/>
             </w:rPr>
           </w:pPr>
-          <w:hyperlink w:anchor="_Toc223075700" w:history="1">
+          <w:hyperlink w:anchor="_Toc224344013" w:history="1">
             <w:r>
               <w:rPr>
                 <w:rStyle w:val="af"/>
@@ -1391,7 +1361,7 @@
                 <w:noProof/>
                 <w:webHidden/>
               </w:rPr>
-              <w:instrText xml:space="preserve"> PAGEREF _Toc223075700 \h </w:instrText>
+              <w:instrText xml:space="preserve"> PAGEREF _Toc224344013 \h </w:instrText>
             </w:r>
             <w:r>
               <w:rPr>
@@ -1434,7 +1404,7 @@
               <w:lang w:eastAsia="ru-RU"/>
             </w:rPr>
           </w:pPr>
-          <w:hyperlink w:anchor="_Toc223075701" w:history="1">
+          <w:hyperlink w:anchor="_Toc224344014" w:history="1">
             <w:r>
               <w:rPr>
                 <w:rStyle w:val="af"/>
@@ -1461,7 +1431,7 @@
                 <w:noProof/>
                 <w:webHidden/>
               </w:rPr>
-              <w:instrText xml:space="preserve"> PAGEREF _Toc223075701 \h </w:instrText>
+              <w:instrText xml:space="preserve"> PAGEREF _Toc224344014 \h </w:instrText>
             </w:r>
             <w:r>
               <w:rPr>
@@ -1504,7 +1474,7 @@
               <w:lang w:eastAsia="ru-RU"/>
             </w:rPr>
           </w:pPr>
-          <w:hyperlink w:anchor="_Toc223075702" w:history="1">
+          <w:hyperlink w:anchor="_Toc224344015" w:history="1">
             <w:r>
               <w:rPr>
                 <w:rStyle w:val="af"/>
@@ -1531,7 +1501,7 @@
                 <w:noProof/>
                 <w:webHidden/>
               </w:rPr>
-              <w:instrText xml:space="preserve"> PAGEREF _Toc223075702 \h </w:instrText>
+              <w:instrText xml:space="preserve"> PAGEREF _Toc224344015 \h </w:instrText>
             </w:r>
             <w:r>
               <w:rPr>
@@ -1574,21 +1544,13 @@
               <w:lang w:eastAsia="ru-RU"/>
             </w:rPr>
           </w:pPr>
-          <w:hyperlink w:anchor="_Toc223075703" w:history="1">
+          <w:hyperlink w:anchor="_Toc224344016" w:history="1">
             <w:r>
               <w:rPr>
                 <w:rStyle w:val="af"/>
                 <w:noProof/>
-                <w:lang w:val="en-US"/>
-              </w:rPr>
-              <w:t xml:space="preserve">3.4 </w:t>
-            </w:r>
-            <w:r>
-              <w:rPr>
-                <w:rStyle w:val="af"/>
-                <w:noProof/>
-              </w:rPr>
-              <w:t>Список доступных плагинов:</w:t>
+              </w:rPr>
+              <w:t>3.4 Список доступных плагинов:</w:t>
             </w:r>
             <w:r>
               <w:rPr>
@@ -1609,7 +1571,7 @@
                 <w:noProof/>
                 <w:webHidden/>
               </w:rPr>
-              <w:instrText xml:space="preserve"> PAGEREF _Toc223075703 \h </w:instrText>
+              <w:instrText xml:space="preserve"> PAGEREF _Toc224344016 \h </w:instrText>
             </w:r>
             <w:r>
               <w:rPr>
@@ -1652,7 +1614,7 @@
               <w:lang w:eastAsia="ru-RU"/>
             </w:rPr>
           </w:pPr>
-          <w:hyperlink w:anchor="_Toc223075704" w:history="1">
+          <w:hyperlink w:anchor="_Toc224344017" w:history="1">
             <w:r>
               <w:rPr>
                 <w:rStyle w:val="af"/>
@@ -1679,7 +1641,7 @@
                 <w:noProof/>
                 <w:webHidden/>
               </w:rPr>
-              <w:instrText xml:space="preserve"> PAGEREF _Toc223075704 \h </w:instrText>
+              <w:instrText xml:space="preserve"> PAGEREF _Toc224344017 \h </w:instrText>
             </w:r>
             <w:r>
               <w:rPr>
@@ -1722,7 +1684,7 @@
               <w:lang w:eastAsia="ru-RU"/>
             </w:rPr>
           </w:pPr>
-          <w:hyperlink w:anchor="_Toc223075705" w:history="1">
+          <w:hyperlink w:anchor="_Toc224344018" w:history="1">
             <w:r>
               <w:rPr>
                 <w:rStyle w:val="af"/>
@@ -1749,7 +1711,7 @@
                 <w:noProof/>
                 <w:webHidden/>
               </w:rPr>
-              <w:instrText xml:space="preserve"> PAGEREF _Toc223075705 \h </w:instrText>
+              <w:instrText xml:space="preserve"> PAGEREF _Toc224344018 \h </w:instrText>
             </w:r>
             <w:r>
               <w:rPr>
@@ -1792,7 +1754,7 @@
               <w:lang w:eastAsia="ru-RU"/>
             </w:rPr>
           </w:pPr>
-          <w:hyperlink w:anchor="_Toc223075706" w:history="1">
+          <w:hyperlink w:anchor="_Toc224344019" w:history="1">
             <w:r>
               <w:rPr>
                 <w:rStyle w:val="af"/>
@@ -1819,7 +1781,7 @@
                 <w:noProof/>
                 <w:webHidden/>
               </w:rPr>
-              <w:instrText xml:space="preserve"> PAGEREF _Toc223075706 \h </w:instrText>
+              <w:instrText xml:space="preserve"> PAGEREF _Toc224344019 \h </w:instrText>
             </w:r>
             <w:r>
               <w:rPr>
@@ -1862,7 +1824,7 @@
               <w:lang w:eastAsia="ru-RU"/>
             </w:rPr>
           </w:pPr>
-          <w:hyperlink w:anchor="_Toc223075707" w:history="1">
+          <w:hyperlink w:anchor="_Toc224344020" w:history="1">
             <w:r>
               <w:rPr>
                 <w:rStyle w:val="af"/>
@@ -1889,7 +1851,7 @@
                 <w:noProof/>
                 <w:webHidden/>
               </w:rPr>
-              <w:instrText xml:space="preserve"> PAGEREF _Toc223075707 \h </w:instrText>
+              <w:instrText xml:space="preserve"> PAGEREF _Toc224344020 \h </w:instrText>
             </w:r>
             <w:r>
               <w:rPr>
@@ -1932,7 +1894,7 @@
               <w:lang w:eastAsia="ru-RU"/>
             </w:rPr>
           </w:pPr>
-          <w:hyperlink w:anchor="_Toc223075708" w:history="1">
+          <w:hyperlink w:anchor="_Toc224344021" w:history="1">
             <w:r>
               <w:rPr>
                 <w:rStyle w:val="af"/>
@@ -1959,7 +1921,7 @@
                 <w:noProof/>
                 <w:webHidden/>
               </w:rPr>
-              <w:instrText xml:space="preserve"> PAGEREF _Toc223075708 \h </w:instrText>
+              <w:instrText xml:space="preserve"> PAGEREF _Toc224344021 \h </w:instrText>
             </w:r>
             <w:r>
               <w:rPr>
@@ -2002,7 +1964,7 @@
               <w:lang w:eastAsia="ru-RU"/>
             </w:rPr>
           </w:pPr>
-          <w:hyperlink w:anchor="_Toc223075709" w:history="1">
+          <w:hyperlink w:anchor="_Toc224344022" w:history="1">
             <w:r>
               <w:rPr>
                 <w:rStyle w:val="af"/>
@@ -2029,7 +1991,7 @@
                 <w:noProof/>
                 <w:webHidden/>
               </w:rPr>
-              <w:instrText xml:space="preserve"> PAGEREF _Toc223075709 \h </w:instrText>
+              <w:instrText xml:space="preserve"> PAGEREF _Toc224344022 \h </w:instrText>
             </w:r>
             <w:r>
               <w:rPr>
@@ -2072,7 +2034,7 @@
               <w:lang w:eastAsia="ru-RU"/>
             </w:rPr>
           </w:pPr>
-          <w:hyperlink w:anchor="_Toc223075710" w:history="1">
+          <w:hyperlink w:anchor="_Toc224344023" w:history="1">
             <w:r>
               <w:rPr>
                 <w:rStyle w:val="af"/>
@@ -2099,7 +2061,7 @@
                 <w:noProof/>
                 <w:webHidden/>
               </w:rPr>
-              <w:instrText xml:space="preserve"> PAGEREF _Toc223075710 \h </w:instrText>
+              <w:instrText xml:space="preserve"> PAGEREF _Toc224344023 \h </w:instrText>
             </w:r>
             <w:r>
               <w:rPr>
@@ -2142,7 +2104,7 @@
               <w:lang w:eastAsia="ru-RU"/>
             </w:rPr>
           </w:pPr>
-          <w:hyperlink w:anchor="_Toc223075711" w:history="1">
+          <w:hyperlink w:anchor="_Toc224344024" w:history="1">
             <w:r>
               <w:rPr>
                 <w:rStyle w:val="af"/>
@@ -2169,7 +2131,7 @@
                 <w:noProof/>
                 <w:webHidden/>
               </w:rPr>
-              <w:instrText xml:space="preserve"> PAGEREF _Toc223075711 \h </w:instrText>
+              <w:instrText xml:space="preserve"> PAGEREF _Toc224344024 \h </w:instrText>
             </w:r>
             <w:r>
               <w:rPr>
@@ -2212,7 +2174,7 @@
               <w:lang w:eastAsia="ru-RU"/>
             </w:rPr>
           </w:pPr>
-          <w:hyperlink w:anchor="_Toc223075712" w:history="1">
+          <w:hyperlink w:anchor="_Toc224344025" w:history="1">
             <w:r>
               <w:rPr>
                 <w:rStyle w:val="af"/>
@@ -2239,7 +2201,7 @@
                 <w:noProof/>
                 <w:webHidden/>
               </w:rPr>
-              <w:instrText xml:space="preserve"> PAGEREF _Toc223075712 \h </w:instrText>
+              <w:instrText xml:space="preserve"> PAGEREF _Toc224344025 \h </w:instrText>
             </w:r>
             <w:r>
               <w:rPr>
@@ -2282,7 +2244,7 @@
               <w:lang w:eastAsia="ru-RU"/>
             </w:rPr>
           </w:pPr>
-          <w:hyperlink w:anchor="_Toc223075713" w:history="1">
+          <w:hyperlink w:anchor="_Toc224344026" w:history="1">
             <w:r>
               <w:rPr>
                 <w:rStyle w:val="af"/>
@@ -2309,7 +2271,7 @@
                 <w:noProof/>
                 <w:webHidden/>
               </w:rPr>
-              <w:instrText xml:space="preserve"> PAGEREF _Toc223075713 \h </w:instrText>
+              <w:instrText xml:space="preserve"> PAGEREF _Toc224344026 \h </w:instrText>
             </w:r>
             <w:r>
               <w:rPr>
@@ -2352,7 +2314,7 @@
               <w:lang w:eastAsia="ru-RU"/>
             </w:rPr>
           </w:pPr>
-          <w:hyperlink w:anchor="_Toc223075714" w:history="1">
+          <w:hyperlink w:anchor="_Toc224344027" w:history="1">
             <w:r>
               <w:rPr>
                 <w:rStyle w:val="af"/>
@@ -2379,7 +2341,7 @@
                 <w:noProof/>
                 <w:webHidden/>
               </w:rPr>
-              <w:instrText xml:space="preserve"> PAGEREF _Toc223075714 \h </w:instrText>
+              <w:instrText xml:space="preserve"> PAGEREF _Toc224344027 \h </w:instrText>
             </w:r>
             <w:r>
               <w:rPr>
@@ -2454,66 +2416,72 @@
     <w:p>
       <w:pPr>
         <w:pStyle w:val="1"/>
-        <w:rPr>
-          <w:lang w:val="en-US"/>
-        </w:rPr>
-      </w:pPr>
-      <w:bookmarkStart w:id="0" w:name="_Toc223075689"/>
+      </w:pPr>
+      <w:bookmarkStart w:id="0" w:name="_Toc224344002"/>
       <w:r>
         <w:lastRenderedPageBreak/>
         <w:t xml:space="preserve">1. </w:t>
       </w:r>
-      <w:proofErr w:type="spellStart"/>
-      <w:r>
-        <w:t>Введление</w:t>
+      <w:r>
+        <w:t>Введение</w:t>
       </w:r>
       <w:bookmarkEnd w:id="0"/>
-      <w:proofErr w:type="spellEnd"/>
-    </w:p>
-    <w:p>
-      <w:pPr>
-        <w:pStyle w:val="a0"/>
-        <w:rPr>
-          <w:lang w:val="en-US"/>
-        </w:rPr>
-      </w:pPr>
-    </w:p>
-    <w:p>
-      <w:pPr>
-        <w:pStyle w:val="a0"/>
-      </w:pPr>
-      <w:r>
-        <w:t xml:space="preserve">Проект </w:t>
-      </w:r>
-      <w:proofErr w:type="spellStart"/>
-      <w:r>
-        <w:t>chemcenter</w:t>
-      </w:r>
-      <w:proofErr w:type="spellEnd"/>
-      <w:r>
-        <w:t xml:space="preserve"> создан и </w:t>
-      </w:r>
-      <w:proofErr w:type="spellStart"/>
-      <w:r>
-        <w:t>преднозначен</w:t>
-      </w:r>
-      <w:proofErr w:type="spellEnd"/>
+    </w:p>
+    <w:p>
+      <w:pPr>
+        <w:pStyle w:val="a0"/>
+      </w:pPr>
+    </w:p>
+    <w:p>
+      <w:pPr>
+        <w:pStyle w:val="a0"/>
+        <w:ind w:firstLine="709"/>
+      </w:pPr>
+      <w:r>
+        <w:t>Всё началось с обычного учебного дня, когда мы поняли, как много времени тратим на поиск понятных материалов по химии. Громоздкие учебники, разрозненные источники, сложные формулировки — это выматывало и отбивало желание учиться. Но именно тогда мы осознали, что хотим изменить подход к обучению. Так родилась идея chemcenter — места, где сложное становится простым и доступным</w:t>
+      </w:r>
+      <w:r>
+        <w:t>.</w:t>
+      </w:r>
+      <w:r>
+        <w:br/>
+      </w:r>
+    </w:p>
+    <w:p>
+      <w:pPr>
+        <w:pStyle w:val="a0"/>
+        <w:ind w:firstLine="709"/>
+      </w:pPr>
+      <w:r>
+        <w:t>Мы верим, что наука может быть понятной и увлекательной для каждого. Нас захватила идея создать сайт, где обучение становиться более простым и понятным, как для студентов, так и для преподавателей при проверке работ. Chemcenter — это не просто какая-то игрушка, а сайт с проверенными результатами и химическими исследованиями.</w:t>
+      </w:r>
+      <w:r>
+        <w:br/>
+      </w:r>
+    </w:p>
+    <w:p>
+      <w:pPr>
+        <w:pStyle w:val="a0"/>
+        <w:ind w:firstLine="708"/>
+      </w:pPr>
+      <w:r>
+        <w:t xml:space="preserve">Проект chemcenter создан и </w:t>
+      </w:r>
+      <w:r>
+        <w:t>предназначен</w:t>
+      </w:r>
       <w:r>
         <w:t xml:space="preserve"> для помощи обучающихся, </w:t>
       </w:r>
-      <w:proofErr w:type="spellStart"/>
-      <w:r>
-        <w:t>сочитая</w:t>
-      </w:r>
-      <w:proofErr w:type="spellEnd"/>
+      <w:r>
+        <w:t>сочетая</w:t>
+      </w:r>
       <w:r>
         <w:t xml:space="preserve"> простой, понятный и </w:t>
       </w:r>
-      <w:proofErr w:type="spellStart"/>
-      <w:r>
-        <w:t>удобынй</w:t>
-      </w:r>
-      <w:proofErr w:type="spellEnd"/>
+      <w:r>
+        <w:t>удобный</w:t>
+      </w:r>
       <w:r>
         <w:t xml:space="preserve"> </w:t>
       </w:r>
@@ -2626,6 +2594,7 @@
         <w:rPr>
           <w:sz w:val="28"/>
           <w:szCs w:val="28"/>
+          <w:lang w:val="en-US"/>
         </w:rPr>
       </w:pPr>
       <w:r>
@@ -2639,11 +2608,8 @@
     <w:p>
       <w:pPr>
         <w:pStyle w:val="1"/>
-        <w:rPr>
-          <w:lang w:val="en-US"/>
-        </w:rPr>
-      </w:pPr>
-      <w:bookmarkStart w:id="1" w:name="_Toc223075690"/>
+      </w:pPr>
+      <w:bookmarkStart w:id="1" w:name="_Toc224344003"/>
       <w:r>
         <w:lastRenderedPageBreak/>
         <w:t xml:space="preserve">2. </w:t>
@@ -2659,7 +2625,6 @@
         <w:rPr>
           <w:sz w:val="32"/>
           <w:szCs w:val="32"/>
-          <w:lang w:val="en-US"/>
         </w:rPr>
       </w:pPr>
     </w:p>
@@ -2667,11 +2632,8 @@
       <w:pPr>
         <w:pStyle w:val="2"/>
       </w:pPr>
-      <w:bookmarkStart w:id="2" w:name="_Toc223075691"/>
-      <w:r>
-        <w:rPr>
-          <w:lang w:val="en-US"/>
-        </w:rPr>
+      <w:bookmarkStart w:id="2" w:name="_Toc224344004"/>
+      <w:r>
         <w:t>2.1</w:t>
       </w:r>
       <w:r>
@@ -2691,6 +2653,7 @@
     <w:p>
       <w:pPr>
         <w:pStyle w:val="a0"/>
+        <w:ind w:firstLine="708"/>
       </w:pPr>
       <w:r>
         <w:t xml:space="preserve">Проект представляет из себя </w:t>
@@ -2731,11 +2694,9 @@
       <w:r>
         <w:t xml:space="preserve"> для отрисовки </w:t>
       </w:r>
-      <w:proofErr w:type="spellStart"/>
-      <w:r>
-        <w:t>странц</w:t>
-      </w:r>
-      <w:proofErr w:type="spellEnd"/>
+      <w:r>
+        <w:t>страниц</w:t>
+      </w:r>
       <w:r>
         <w:t xml:space="preserve">, а так же </w:t>
       </w:r>
@@ -2819,14 +2780,11 @@
       <w:pPr>
         <w:pStyle w:val="2"/>
       </w:pPr>
-      <w:bookmarkStart w:id="3" w:name="_Toc223075692"/>
+      <w:bookmarkStart w:id="3" w:name="_Toc224344005"/>
       <w:r>
         <w:t>2.</w:t>
       </w:r>
       <w:r>
-        <w:rPr>
-          <w:lang w:val="en-US"/>
-        </w:rPr>
         <w:t>2</w:t>
       </w:r>
       <w:r>
@@ -2854,139 +2812,128 @@
     <w:p>
       <w:pPr>
         <w:pStyle w:val="a0"/>
-      </w:pPr>
+        <w:ind w:firstLine="708"/>
+      </w:pPr>
+      <w:r>
+        <w:t>Серверная</w:t>
+      </w:r>
+      <w:r>
+        <w:t xml:space="preserve"> часть представляет из себя </w:t>
+      </w:r>
+    </w:p>
+    <w:p>
+      <w:pPr>
+        <w:pStyle w:val="a0"/>
+      </w:pPr>
+      <w:r>
+        <w:rPr>
+          <w:lang w:val="en-US"/>
+        </w:rPr>
+        <w:t>Python</w:t>
+      </w:r>
+      <w:r>
+        <w:t xml:space="preserve"> </w:t>
+      </w:r>
       <w:proofErr w:type="spellStart"/>
       <w:r>
-        <w:t>Севрерная</w:t>
+        <w:rPr>
+          <w:lang w:val="en-US"/>
+        </w:rPr>
+        <w:t>falsk</w:t>
       </w:r>
       <w:proofErr w:type="spellEnd"/>
       <w:r>
-        <w:t xml:space="preserve"> часть представляет из себя </w:t>
-      </w:r>
-    </w:p>
-    <w:p>
-      <w:pPr>
-        <w:pStyle w:val="a0"/>
-      </w:pPr>
-      <w:r>
-        <w:rPr>
-          <w:lang w:val="en-US"/>
-        </w:rPr>
-        <w:t>Python</w:t>
+        <w:t xml:space="preserve"> приложение </w:t>
+      </w:r>
+      <w:r>
+        <w:t>написанное</w:t>
+      </w:r>
+      <w:r>
+        <w:t xml:space="preserve"> для </w:t>
+      </w:r>
+      <w:r>
+        <w:rPr>
+          <w:lang w:val="en-US"/>
+        </w:rPr>
+        <w:t>python</w:t>
+      </w:r>
+      <w:r>
+        <w:t>3.</w:t>
+      </w:r>
+    </w:p>
+    <w:p>
+      <w:pPr>
+        <w:pStyle w:val="a0"/>
+      </w:pPr>
+      <w:r>
+        <w:rPr>
+          <w:lang w:val="en-US"/>
+        </w:rPr>
+        <w:t>app</w:t>
+      </w:r>
+      <w:r>
+        <w:t>.</w:t>
+      </w:r>
+      <w:proofErr w:type="spellStart"/>
+      <w:r>
+        <w:rPr>
+          <w:lang w:val="en-US"/>
+        </w:rPr>
+        <w:t>py</w:t>
+      </w:r>
+      <w:proofErr w:type="spellEnd"/>
+      <w:r>
+        <w:t xml:space="preserve"> – основной файл сервера</w:t>
+      </w:r>
+      <w:r>
+        <w:t>, в нем происходит запуск, и дальнейшая загрузка с работай.</w:t>
+      </w:r>
+    </w:p>
+    <w:p>
+      <w:pPr>
+        <w:pStyle w:val="a0"/>
+      </w:pPr>
+      <w:r>
+        <w:t>Сервер по умолчанию работает на порту 1253</w:t>
+      </w:r>
+    </w:p>
+    <w:p>
+      <w:pPr>
+        <w:pStyle w:val="a0"/>
+      </w:pPr>
+      <w:r>
+        <w:t xml:space="preserve">Который в последствии </w:t>
+      </w:r>
+      <w:r>
+        <w:t>туннелируется</w:t>
+      </w:r>
+      <w:r>
+        <w:t xml:space="preserve"> с помощью </w:t>
+      </w:r>
+      <w:proofErr w:type="spellStart"/>
+      <w:r>
+        <w:rPr>
+          <w:lang w:val="en-US"/>
+        </w:rPr>
+        <w:t>cname</w:t>
+      </w:r>
+      <w:proofErr w:type="spellEnd"/>
+      <w:r>
+        <w:t>.</w:t>
+      </w:r>
+      <w:r>
+        <w:rPr>
+          <w:lang w:val="en-US"/>
+        </w:rPr>
+        <w:t>dev</w:t>
       </w:r>
       <w:r>
         <w:t xml:space="preserve"> </w:t>
       </w:r>
-      <w:proofErr w:type="spellStart"/>
-      <w:r>
-        <w:rPr>
-          <w:lang w:val="en-US"/>
-        </w:rPr>
-        <w:t>falsk</w:t>
-      </w:r>
-      <w:proofErr w:type="spellEnd"/>
-      <w:r>
-        <w:t xml:space="preserve"> приложение </w:t>
-      </w:r>
-      <w:proofErr w:type="spellStart"/>
-      <w:r>
-        <w:t>написаное</w:t>
-      </w:r>
-      <w:proofErr w:type="spellEnd"/>
-      <w:r>
-        <w:t xml:space="preserve"> для </w:t>
-      </w:r>
-      <w:r>
-        <w:rPr>
-          <w:lang w:val="en-US"/>
-        </w:rPr>
-        <w:t>python</w:t>
-      </w:r>
-      <w:r>
-        <w:t>3.</w:t>
-      </w:r>
-    </w:p>
-    <w:p>
-      <w:pPr>
-        <w:pStyle w:val="a0"/>
-      </w:pPr>
-      <w:r>
-        <w:rPr>
-          <w:lang w:val="en-US"/>
-        </w:rPr>
-        <w:t>app</w:t>
-      </w:r>
-      <w:r>
-        <w:t>.</w:t>
-      </w:r>
-      <w:proofErr w:type="spellStart"/>
-      <w:r>
-        <w:rPr>
-          <w:lang w:val="en-US"/>
-        </w:rPr>
-        <w:t>py</w:t>
-      </w:r>
-      <w:proofErr w:type="spellEnd"/>
-      <w:r>
-        <w:t xml:space="preserve"> – основной файл сервера</w:t>
-      </w:r>
-      <w:r>
-        <w:t>, в нем происходит запуск, и дальнейшая загрузка с работай.</w:t>
-      </w:r>
-    </w:p>
-    <w:p>
-      <w:pPr>
-        <w:pStyle w:val="a0"/>
-      </w:pPr>
-      <w:r>
-        <w:t>Сервер по умолчанию работает на порту 1253</w:t>
-      </w:r>
-    </w:p>
-    <w:p>
-      <w:pPr>
-        <w:pStyle w:val="a0"/>
-        <w:rPr>
-          <w:lang w:val="en-US"/>
-        </w:rPr>
-      </w:pPr>
-      <w:r>
-        <w:t xml:space="preserve">Который в последствии </w:t>
-      </w:r>
-      <w:proofErr w:type="spellStart"/>
-      <w:r>
-        <w:t>тунелируется</w:t>
-      </w:r>
-      <w:proofErr w:type="spellEnd"/>
-      <w:r>
-        <w:t xml:space="preserve"> с помощью </w:t>
-      </w:r>
-      <w:proofErr w:type="spellStart"/>
-      <w:r>
-        <w:rPr>
-          <w:lang w:val="en-US"/>
-        </w:rPr>
-        <w:t>cname</w:t>
-      </w:r>
-      <w:proofErr w:type="spellEnd"/>
-      <w:r>
-        <w:t>.</w:t>
-      </w:r>
-      <w:r>
-        <w:rPr>
-          <w:lang w:val="en-US"/>
-        </w:rPr>
-        <w:t>dev</w:t>
-      </w:r>
-      <w:r>
-        <w:t xml:space="preserve"> </w:t>
-      </w:r>
-    </w:p>
-    <w:p>
-      <w:pPr>
-        <w:pStyle w:val="a0"/>
-        <w:rPr>
-          <w:lang w:val="en-US"/>
-        </w:rPr>
+    </w:p>
+    <w:p>
+      <w:pPr>
+        <w:pStyle w:val="a0"/>
       </w:pPr>
     </w:p>
     <w:tbl>
@@ -3076,13 +3023,16 @@
     <w:p>
       <w:pPr>
         <w:pStyle w:val="a0"/>
+        <w:rPr>
+          <w:lang w:val="en-US"/>
+        </w:rPr>
       </w:pPr>
     </w:p>
     <w:p>
       <w:pPr>
         <w:pStyle w:val="3"/>
       </w:pPr>
-      <w:bookmarkStart w:id="4" w:name="_Toc223075693"/>
+      <w:bookmarkStart w:id="4" w:name="_Toc224344006"/>
       <w:r>
         <w:t>2.2.</w:t>
       </w:r>
@@ -3243,6 +3193,7 @@
         <w:pStyle w:val="a0"/>
         <w:rPr>
           <w:rFonts w:cs="Times New Roman"/>
+          <w:lang w:val="en-US"/>
         </w:rPr>
       </w:pPr>
       <w:r>
@@ -3290,12 +3241,12 @@
         <w:pStyle w:val="a0"/>
         <w:rPr>
           <w:rFonts w:cs="Times New Roman"/>
-          <w:lang w:val="en-US"/>
         </w:rPr>
       </w:pPr>
       <w:r>
         <w:rPr>
           <w:rFonts w:cs="Times New Roman"/>
+          <w:lang w:val="en-US"/>
         </w:rPr>
         <w:tab/>
       </w:r>
@@ -3316,14 +3267,12 @@
       <w:r>
         <w:rPr>
           <w:rFonts w:cs="Times New Roman"/>
-          <w:lang w:val="en-US"/>
         </w:rPr>
         <w:t xml:space="preserve">  </w:t>
       </w:r>
       <w:r>
         <w:rPr>
           <w:rFonts w:cs="Times New Roman"/>
-          <w:lang w:val="en-US"/>
         </w:rPr>
         <w:tab/>
       </w:r>
@@ -3503,75 +3452,139 @@
           <w:lang w:val="en-US"/>
         </w:rPr>
         <w:tab/>
-      </w:r>
-      <w:r>
+        <w:t>logo-dark.png</w:t>
+      </w:r>
+    </w:p>
+    <w:p>
+      <w:pPr>
+        <w:pStyle w:val="a0"/>
         <w:rPr>
           <w:rFonts w:cs="Times New Roman"/>
           <w:lang w:val="en-US"/>
         </w:rPr>
-        <w:t>logo-dark.png</w:t>
-      </w:r>
-    </w:p>
-    <w:p>
-      <w:pPr>
-        <w:pStyle w:val="a0"/>
+      </w:pPr>
+      <w:r>
         <w:rPr>
           <w:rFonts w:cs="Times New Roman"/>
           <w:lang w:val="en-US"/>
         </w:rPr>
-      </w:pPr>
+        <w:tab/>
+      </w:r>
       <w:r>
         <w:rPr>
           <w:rFonts w:cs="Times New Roman"/>
           <w:lang w:val="en-US"/>
         </w:rPr>
         <w:tab/>
-      </w:r>
-      <w:r>
+        <w:t>logo-light.png</w:t>
+      </w:r>
+    </w:p>
+    <w:p>
+      <w:pPr>
+        <w:pStyle w:val="a0"/>
         <w:rPr>
           <w:rFonts w:cs="Times New Roman"/>
           <w:lang w:val="en-US"/>
         </w:rPr>
+      </w:pPr>
+      <w:r>
+        <w:rPr>
+          <w:rFonts w:cs="Times New Roman"/>
+          <w:lang w:val="en-US"/>
+        </w:rPr>
         <w:tab/>
       </w:r>
+      <w:proofErr w:type="spellStart"/>
       <w:r>
         <w:rPr>
           <w:rFonts w:cs="Times New Roman"/>
           <w:lang w:val="en-US"/>
         </w:rPr>
-        <w:t>logo-light.png</w:t>
-      </w:r>
-    </w:p>
-    <w:p>
-      <w:pPr>
-        <w:pStyle w:val="a0"/>
+        <w:t>js</w:t>
+      </w:r>
+      <w:proofErr w:type="spellEnd"/>
+      <w:r>
         <w:rPr>
           <w:rFonts w:cs="Times New Roman"/>
           <w:lang w:val="en-US"/>
         </w:rPr>
-      </w:pPr>
-      <w:r>
+        <w:t>/</w:t>
+      </w:r>
+    </w:p>
+    <w:p>
+      <w:pPr>
+        <w:pStyle w:val="a0"/>
         <w:rPr>
           <w:rFonts w:cs="Times New Roman"/>
           <w:lang w:val="en-US"/>
         </w:rPr>
+      </w:pPr>
+      <w:r>
+        <w:rPr>
+          <w:rFonts w:cs="Times New Roman"/>
+          <w:lang w:val="en-US"/>
+        </w:rPr>
         <w:tab/>
       </w:r>
+      <w:r>
+        <w:rPr>
+          <w:rFonts w:cs="Times New Roman"/>
+          <w:lang w:val="en-US"/>
+        </w:rPr>
+        <w:tab/>
+        <w:t>app.js</w:t>
+      </w:r>
+    </w:p>
+    <w:p>
+      <w:pPr>
+        <w:pStyle w:val="a0"/>
+        <w:rPr>
+          <w:rFonts w:cs="Times New Roman"/>
+          <w:lang w:val="en-US"/>
+        </w:rPr>
+      </w:pPr>
+      <w:r>
+        <w:rPr>
+          <w:rFonts w:cs="Times New Roman"/>
+          <w:lang w:val="en-US"/>
+        </w:rPr>
+        <w:tab/>
+      </w:r>
+      <w:r>
+        <w:rPr>
+          <w:rFonts w:cs="Times New Roman"/>
+          <w:lang w:val="en-US"/>
+        </w:rPr>
+        <w:tab/>
+        <w:t>elements-api.js</w:t>
+      </w:r>
+    </w:p>
+    <w:p>
+      <w:pPr>
+        <w:pStyle w:val="a0"/>
+        <w:rPr>
+          <w:rFonts w:cs="Times New Roman"/>
+        </w:rPr>
+      </w:pPr>
+      <w:r>
+        <w:rPr>
+          <w:rFonts w:cs="Times New Roman"/>
+        </w:rPr>
+        <w:t>/</w:t>
+      </w:r>
       <w:proofErr w:type="spellStart"/>
       <w:r>
         <w:rPr>
           <w:rFonts w:cs="Times New Roman"/>
-          <w:lang w:val="en-US"/>
-        </w:rPr>
-        <w:t>js</w:t>
+        </w:rPr>
+        <w:t>templates</w:t>
       </w:r>
       <w:proofErr w:type="spellEnd"/>
       <w:r>
         <w:rPr>
           <w:rFonts w:cs="Times New Roman"/>
-          <w:lang w:val="en-US"/>
-        </w:rPr>
-        <w:t>/</w:t>
+        </w:rPr>
+        <w:t>/ - HTML шаблоны с использованием Jinja2</w:t>
       </w:r>
     </w:p>
     <w:p>
@@ -3579,156 +3592,14 @@
         <w:pStyle w:val="a0"/>
         <w:rPr>
           <w:rFonts w:cs="Times New Roman"/>
-          <w:lang w:val="en-US"/>
         </w:rPr>
       </w:pPr>
       <w:r>
         <w:rPr>
           <w:rFonts w:cs="Times New Roman"/>
-          <w:lang w:val="en-US"/>
         </w:rPr>
         <w:tab/>
-      </w:r>
-      <w:r>
-        <w:rPr>
-          <w:rFonts w:cs="Times New Roman"/>
-          <w:lang w:val="en-US"/>
-        </w:rPr>
-        <w:tab/>
-      </w:r>
-      <w:r>
-        <w:rPr>
-          <w:rFonts w:cs="Times New Roman"/>
-          <w:lang w:val="en-US"/>
-        </w:rPr>
-        <w:t>app.js</w:t>
-      </w:r>
-    </w:p>
-    <w:p>
-      <w:pPr>
-        <w:pStyle w:val="a0"/>
-        <w:rPr>
-          <w:rFonts w:cs="Times New Roman"/>
-          <w:lang w:val="en-US"/>
-        </w:rPr>
-      </w:pPr>
-      <w:r>
-        <w:rPr>
-          <w:rFonts w:cs="Times New Roman"/>
-          <w:lang w:val="en-US"/>
-        </w:rPr>
-        <w:tab/>
-      </w:r>
-      <w:r>
-        <w:rPr>
-          <w:rFonts w:cs="Times New Roman"/>
-          <w:lang w:val="en-US"/>
-        </w:rPr>
-        <w:tab/>
-      </w:r>
-      <w:r>
-        <w:rPr>
-          <w:rFonts w:cs="Times New Roman"/>
-          <w:lang w:val="en-US"/>
-        </w:rPr>
-        <w:t>elements-api.js</w:t>
-      </w:r>
-    </w:p>
-    <w:p>
-      <w:pPr>
-        <w:pStyle w:val="a0"/>
-        <w:rPr>
-          <w:rFonts w:cs="Times New Roman"/>
-        </w:rPr>
-      </w:pPr>
-      <w:r>
-        <w:rPr>
-          <w:rFonts w:cs="Times New Roman"/>
-        </w:rPr>
-        <w:t>/</w:t>
-      </w:r>
-      <w:proofErr w:type="spellStart"/>
-      <w:r>
-        <w:rPr>
-          <w:rFonts w:cs="Times New Roman"/>
-        </w:rPr>
-        <w:t>templates</w:t>
-      </w:r>
-      <w:proofErr w:type="spellEnd"/>
-      <w:r>
-        <w:rPr>
-          <w:rFonts w:cs="Times New Roman"/>
-        </w:rPr>
-        <w:t>/ - HTML шаблоны с использованием Jinja2</w:t>
-      </w:r>
-    </w:p>
-    <w:p>
-      <w:pPr>
-        <w:pStyle w:val="a0"/>
-        <w:rPr>
-          <w:rFonts w:cs="Times New Roman"/>
-        </w:rPr>
-      </w:pPr>
-      <w:r>
-        <w:rPr>
-          <w:rFonts w:cs="Times New Roman"/>
-        </w:rPr>
-        <w:tab/>
-        <w:t xml:space="preserve">Основные шаблоны типа </w:t>
-      </w:r>
-      <w:r>
-        <w:rPr>
-          <w:rFonts w:cs="Times New Roman"/>
-        </w:rPr>
-        <w:t>admin.html</w:t>
-      </w:r>
-      <w:r>
-        <w:rPr>
-          <w:rFonts w:cs="Times New Roman"/>
-        </w:rPr>
-        <w:t xml:space="preserve"> </w:t>
-      </w:r>
-      <w:r>
-        <w:rPr>
-          <w:rFonts w:cs="Times New Roman"/>
-        </w:rPr>
-        <w:t>base.html</w:t>
-      </w:r>
-      <w:r>
-        <w:rPr>
-          <w:rFonts w:cs="Times New Roman"/>
-        </w:rPr>
-        <w:t xml:space="preserve"> </w:t>
-      </w:r>
-      <w:r>
-        <w:rPr>
-          <w:rFonts w:cs="Times New Roman"/>
-        </w:rPr>
-        <w:t>index.htm</w:t>
-      </w:r>
-      <w:r>
-        <w:rPr>
-          <w:rFonts w:cs="Times New Roman"/>
-        </w:rPr>
-        <w:t xml:space="preserve">, </w:t>
-      </w:r>
-      <w:r>
-        <w:rPr>
-          <w:rFonts w:cs="Times New Roman"/>
-        </w:rPr>
-        <w:t>login.html</w:t>
-      </w:r>
-      <w:r>
-        <w:rPr>
-          <w:rFonts w:cs="Times New Roman"/>
-        </w:rPr>
-        <w:t xml:space="preserve">, </w:t>
-      </w:r>
-      <w:r>
-        <w:rPr>
-          <w:rFonts w:cs="Times New Roman"/>
-        </w:rPr>
-        <w:t>post.html</w:t>
+        <w:t>Основные шаблоны типа admin.html base.html index.htm, login.html, post.html</w:t>
       </w:r>
     </w:p>
     <w:p>
@@ -3776,24 +3647,17 @@
           <w:rFonts w:cs="Times New Roman"/>
           <w:lang w:val="en-US"/>
         </w:rPr>
-        <w:t>nam</w:t>
+        <w:t>name</w:t>
       </w:r>
       <w:r>
         <w:rPr>
           <w:rFonts w:cs="Times New Roman"/>
-          <w:lang w:val="en-US"/>
-        </w:rPr>
-        <w:t>e</w:t>
+        </w:rPr>
+        <w:t>.</w:t>
       </w:r>
       <w:r>
         <w:rPr>
           <w:rFonts w:cs="Times New Roman"/>
-        </w:rPr>
-        <w:t>.</w:t>
-      </w:r>
-      <w:r>
-        <w:rPr>
-          <w:rFonts w:cs="Times New Roman"/>
           <w:lang w:val="en-US"/>
         </w:rPr>
         <w:t>html</w:t>
@@ -3804,18 +3668,15 @@
         <w:pStyle w:val="a0"/>
       </w:pPr>
       <w:r>
-        <w:t>app.py</w:t>
+        <w:t xml:space="preserve">app.py </w:t>
+      </w:r>
+      <w:r>
+        <w:t>–</w:t>
       </w:r>
       <w:r>
         <w:t xml:space="preserve"> </w:t>
       </w:r>
       <w:r>
-        <w:t>–</w:t>
-      </w:r>
-      <w:r>
-        <w:t xml:space="preserve"> </w:t>
-      </w:r>
-      <w:r>
         <w:t>Основной файл сервера</w:t>
       </w:r>
     </w:p>
@@ -3823,7 +3684,7 @@
       <w:pPr>
         <w:pStyle w:val="3"/>
       </w:pPr>
-      <w:bookmarkStart w:id="5" w:name="_Toc223075694"/>
+      <w:bookmarkStart w:id="5" w:name="_Toc224344007"/>
       <w:r>
         <w:lastRenderedPageBreak/>
         <w:t>2.2.</w:t>
@@ -4122,14 +3983,14 @@
     <w:p>
       <w:pPr>
         <w:pStyle w:val="a0"/>
-      </w:pPr>
-    </w:p>
-    <w:p>
-      <w:pPr>
-        <w:pStyle w:val="a0"/>
-        <w:rPr>
-          <w:lang w:val="en-US"/>
-        </w:rPr>
+        <w:rPr>
+          <w:lang w:val="en-US"/>
+        </w:rPr>
+      </w:pPr>
+    </w:p>
+    <w:p>
+      <w:pPr>
+        <w:pStyle w:val="a0"/>
       </w:pPr>
       <w:r>
         <w:t>3. Система аутентификации:</w:t>
@@ -4194,9 +4055,6 @@
     <w:p>
       <w:pPr>
         <w:pStyle w:val="a0"/>
-        <w:rPr>
-          <w:lang w:val="en-US"/>
-        </w:rPr>
       </w:pPr>
       <w:r>
         <w:t>4. Система сбора статистики:</w:t>
@@ -4303,9 +4161,6 @@
     <w:p>
       <w:pPr>
         <w:pStyle w:val="a0"/>
-        <w:rPr>
-          <w:lang w:val="en-US"/>
-        </w:rPr>
       </w:pPr>
       <w:r>
         <w:t xml:space="preserve">- </w:t>
@@ -4323,9 +4178,6 @@
     <w:p>
       <w:pPr>
         <w:pStyle w:val="a0"/>
-        <w:rPr>
-          <w:lang w:val="en-US"/>
-        </w:rPr>
       </w:pPr>
     </w:p>
     <w:p>
@@ -4804,14 +4656,11 @@
       <w:pPr>
         <w:pStyle w:val="2"/>
       </w:pPr>
-      <w:bookmarkStart w:id="6" w:name="_Toc223075695"/>
+      <w:bookmarkStart w:id="6" w:name="_Toc224344008"/>
       <w:r>
         <w:t>2.</w:t>
       </w:r>
       <w:r>
-        <w:rPr>
-          <w:lang w:val="en-US"/>
-        </w:rPr>
         <w:t>3</w:t>
       </w:r>
       <w:r>
@@ -4825,14 +4674,12 @@
     <w:p>
       <w:pPr>
         <w:pStyle w:val="a0"/>
-        <w:rPr>
-          <w:lang w:val="en-US"/>
-        </w:rPr>
-      </w:pPr>
-    </w:p>
-    <w:p>
-      <w:pPr>
-        <w:pStyle w:val="a0"/>
+      </w:pPr>
+    </w:p>
+    <w:p>
+      <w:pPr>
+        <w:pStyle w:val="a0"/>
+        <w:ind w:firstLine="708"/>
       </w:pPr>
       <w:r>
         <w:t xml:space="preserve">Отображаемая в браузере часть состоит из основного базового шаблона </w:t>
@@ -5136,7 +4983,7 @@
       <w:pPr>
         <w:pStyle w:val="2"/>
       </w:pPr>
-      <w:bookmarkStart w:id="7" w:name="_Toc223075696"/>
+      <w:bookmarkStart w:id="7" w:name="_Toc224344009"/>
       <w:r>
         <w:t xml:space="preserve">2.4 </w:t>
       </w:r>
@@ -5372,9 +5219,6 @@
     <w:p>
       <w:pPr>
         <w:pStyle w:val="a0"/>
-        <w:rPr>
-          <w:lang w:val="en-US"/>
-        </w:rPr>
       </w:pPr>
       <w:r>
         <w:t>- Вход для получения доступа к панели администратора</w:t>
@@ -5383,9 +5227,6 @@
     <w:p>
       <w:pPr>
         <w:pStyle w:val="a0"/>
-        <w:rPr>
-          <w:lang w:val="en-US"/>
-        </w:rPr>
       </w:pPr>
     </w:p>
     <w:p>
@@ -5425,13 +5266,10 @@
       <w:pPr>
         <w:pStyle w:val="3"/>
       </w:pPr>
-      <w:bookmarkStart w:id="8" w:name="_Toc223075697"/>
+      <w:bookmarkStart w:id="8" w:name="_Toc224344010"/>
       <w:r>
         <w:lastRenderedPageBreak/>
-        <w:t xml:space="preserve">2.4.1 </w:t>
-      </w:r>
-      <w:r>
-        <w:t>Структура панели</w:t>
+        <w:t>2.4.1 Структура панели</w:t>
       </w:r>
       <w:r>
         <w:t xml:space="preserve"> Администратора</w:t>
@@ -6217,9 +6055,6 @@
     <w:p>
       <w:pPr>
         <w:pStyle w:val="a0"/>
-        <w:rPr>
-          <w:lang w:val="en-US"/>
-        </w:rPr>
       </w:pPr>
       <w:r>
         <w:t xml:space="preserve"> - Резервное копирование данных перед критическими изменениями</w:t>
@@ -6239,6 +6074,7 @@
       </w:pPr>
       <w:r>
         <w:rPr>
+          <w:noProof/>
           <w:lang w:val="en-US"/>
         </w:rPr>
         <w:drawing>
@@ -6326,7 +6162,7 @@
       <w:pPr>
         <w:pStyle w:val="1"/>
       </w:pPr>
-      <w:bookmarkStart w:id="9" w:name="_Toc223075698"/>
+      <w:bookmarkStart w:id="9" w:name="_Toc224344011"/>
       <w:r>
         <w:lastRenderedPageBreak/>
         <w:t>3</w:t>
@@ -6349,7 +6185,7 @@
       <w:pPr>
         <w:pStyle w:val="2"/>
       </w:pPr>
-      <w:bookmarkStart w:id="10" w:name="_Toc223075699"/>
+      <w:bookmarkStart w:id="10" w:name="_Toc224344012"/>
       <w:r>
         <w:t>3.1</w:t>
       </w:r>
@@ -6377,21 +6213,15 @@
     <w:p>
       <w:pPr>
         <w:pStyle w:val="a0"/>
-        <w:rPr>
-          <w:lang w:val="en-US"/>
-        </w:rPr>
       </w:pPr>
     </w:p>
     <w:p>
       <w:pPr>
         <w:pStyle w:val="2"/>
       </w:pPr>
-      <w:bookmarkStart w:id="11" w:name="_Toc223075700"/>
-      <w:r>
-        <w:t>3.2</w:t>
-      </w:r>
-      <w:r>
-        <w:t xml:space="preserve"> Описание</w:t>
+      <w:bookmarkStart w:id="11" w:name="_Toc224344013"/>
+      <w:r>
+        <w:t>3.2 Описание</w:t>
       </w:r>
       <w:bookmarkEnd w:id="11"/>
     </w:p>
@@ -7416,6 +7246,9 @@
         </w:rPr>
       </w:pPr>
       <w:r>
+        <w:rPr>
+          <w:lang w:val="en-US"/>
+        </w:rPr>
         <w:br w:type="page"/>
       </w:r>
     </w:p>
@@ -7424,8 +7257,14 @@
         <w:pStyle w:val="a0"/>
       </w:pPr>
       <w:r>
+        <w:rPr>
+          <w:lang w:val="en-US"/>
+        </w:rPr>
         <w:lastRenderedPageBreak/>
-        <w:t xml:space="preserve"> Расширенные возможности системы плагинов:</w:t>
+        <w:t xml:space="preserve"> </w:t>
+      </w:r>
+      <w:r>
+        <w:t>Расширенные возможности системы плагинов:</w:t>
       </w:r>
     </w:p>
     <w:p>
@@ -7623,7 +7462,6 @@
               <w:pStyle w:val="a0"/>
               <w:rPr>
                 <w:rFonts w:ascii="Consolas" w:hAnsi="Consolas"/>
-                <w:lang w:val="en-US"/>
               </w:rPr>
             </w:pPr>
             <w:r>
@@ -7631,7 +7469,26 @@
                 <w:rFonts w:ascii="Consolas" w:hAnsi="Consolas"/>
                 <w:lang w:val="en-US"/>
               </w:rPr>
-              <w:t>PLUGIN_CONFIG = {</w:t>
+              <w:t>PLUGIN</w:t>
+            </w:r>
+            <w:r>
+              <w:rPr>
+                <w:rFonts w:ascii="Consolas" w:hAnsi="Consolas"/>
+              </w:rPr>
+              <w:t>_</w:t>
+            </w:r>
+            <w:r>
+              <w:rPr>
+                <w:rFonts w:ascii="Consolas" w:hAnsi="Consolas"/>
+                <w:lang w:val="en-US"/>
+              </w:rPr>
+              <w:t>CONFIG</w:t>
+            </w:r>
+            <w:r>
+              <w:rPr>
+                <w:rFonts w:ascii="Consolas" w:hAnsi="Consolas"/>
+              </w:rPr>
+              <w:t xml:space="preserve"> = {</w:t>
             </w:r>
           </w:p>
           <w:p>
@@ -7639,15 +7496,26 @@
               <w:pStyle w:val="a0"/>
               <w:rPr>
                 <w:rFonts w:ascii="Consolas" w:hAnsi="Consolas"/>
-                <w:lang w:val="en-US"/>
               </w:rPr>
             </w:pPr>
             <w:r>
               <w:rPr>
                 <w:rFonts w:ascii="Consolas" w:hAnsi="Consolas"/>
-                <w:lang w:val="en-US"/>
-              </w:rPr>
-              <w:t xml:space="preserve">    'name': '</w:t>
+              </w:rPr>
+              <w:t xml:space="preserve">    '</w:t>
+            </w:r>
+            <w:r>
+              <w:rPr>
+                <w:rFonts w:ascii="Consolas" w:hAnsi="Consolas"/>
+                <w:lang w:val="en-US"/>
+              </w:rPr>
+              <w:t>name</w:t>
+            </w:r>
+            <w:r>
+              <w:rPr>
+                <w:rFonts w:ascii="Consolas" w:hAnsi="Consolas"/>
+              </w:rPr>
+              <w:t>': '</w:t>
             </w:r>
             <w:r>
               <w:rPr>
@@ -7658,7 +7526,6 @@
             <w:r>
               <w:rPr>
                 <w:rFonts w:ascii="Consolas" w:hAnsi="Consolas"/>
-                <w:lang w:val="en-US"/>
               </w:rPr>
               <w:t xml:space="preserve"> </w:t>
             </w:r>
@@ -7671,7 +7538,6 @@
             <w:r>
               <w:rPr>
                 <w:rFonts w:ascii="Consolas" w:hAnsi="Consolas"/>
-                <w:lang w:val="en-US"/>
               </w:rPr>
               <w:t>',</w:t>
             </w:r>
@@ -7681,15 +7547,26 @@
               <w:pStyle w:val="a0"/>
               <w:rPr>
                 <w:rFonts w:ascii="Consolas" w:hAnsi="Consolas"/>
-                <w:lang w:val="en-US"/>
               </w:rPr>
             </w:pPr>
             <w:r>
               <w:rPr>
                 <w:rFonts w:ascii="Consolas" w:hAnsi="Consolas"/>
-                <w:lang w:val="en-US"/>
-              </w:rPr>
-              <w:t xml:space="preserve">    'description': '</w:t>
+              </w:rPr>
+              <w:t xml:space="preserve">    '</w:t>
+            </w:r>
+            <w:r>
+              <w:rPr>
+                <w:rFonts w:ascii="Consolas" w:hAnsi="Consolas"/>
+                <w:lang w:val="en-US"/>
+              </w:rPr>
+              <w:t>description</w:t>
+            </w:r>
+            <w:r>
+              <w:rPr>
+                <w:rFonts w:ascii="Consolas" w:hAnsi="Consolas"/>
+              </w:rPr>
+              <w:t>': '</w:t>
             </w:r>
             <w:r>
               <w:rPr>
@@ -7700,7 +7577,6 @@
             <w:r>
               <w:rPr>
                 <w:rFonts w:ascii="Consolas" w:hAnsi="Consolas"/>
-                <w:lang w:val="en-US"/>
               </w:rPr>
               <w:t xml:space="preserve"> </w:t>
             </w:r>
@@ -7713,7 +7589,6 @@
             <w:r>
               <w:rPr>
                 <w:rFonts w:ascii="Consolas" w:hAnsi="Consolas"/>
-                <w:lang w:val="en-US"/>
               </w:rPr>
               <w:t>',</w:t>
             </w:r>
@@ -7723,15 +7598,52 @@
               <w:pStyle w:val="a0"/>
               <w:rPr>
                 <w:rFonts w:ascii="Consolas" w:hAnsi="Consolas"/>
-                <w:lang w:val="en-US"/>
               </w:rPr>
             </w:pPr>
             <w:r>
               <w:rPr>
                 <w:rFonts w:ascii="Consolas" w:hAnsi="Consolas"/>
-                <w:lang w:val="en-US"/>
-              </w:rPr>
-              <w:t xml:space="preserve">    'icon': 'icon-name',</w:t>
+              </w:rPr>
+              <w:t xml:space="preserve">    '</w:t>
+            </w:r>
+            <w:r>
+              <w:rPr>
+                <w:rFonts w:ascii="Consolas" w:hAnsi="Consolas"/>
+                <w:lang w:val="en-US"/>
+              </w:rPr>
+              <w:t>icon</w:t>
+            </w:r>
+            <w:r>
+              <w:rPr>
+                <w:rFonts w:ascii="Consolas" w:hAnsi="Consolas"/>
+              </w:rPr>
+              <w:t>': '</w:t>
+            </w:r>
+            <w:r>
+              <w:rPr>
+                <w:rFonts w:ascii="Consolas" w:hAnsi="Consolas"/>
+                <w:lang w:val="en-US"/>
+              </w:rPr>
+              <w:t>icon</w:t>
+            </w:r>
+            <w:r>
+              <w:rPr>
+                <w:rFonts w:ascii="Consolas" w:hAnsi="Consolas"/>
+              </w:rPr>
+              <w:t>-</w:t>
+            </w:r>
+            <w:r>
+              <w:rPr>
+                <w:rFonts w:ascii="Consolas" w:hAnsi="Consolas"/>
+                <w:lang w:val="en-US"/>
+              </w:rPr>
+              <w:t>name</w:t>
+            </w:r>
+            <w:r>
+              <w:rPr>
+                <w:rFonts w:ascii="Consolas" w:hAnsi="Consolas"/>
+              </w:rPr>
+              <w:t>',</w:t>
             </w:r>
           </w:p>
           <w:p>
@@ -7745,9 +7657,15 @@
             <w:r>
               <w:rPr>
                 <w:rFonts w:ascii="Consolas" w:hAnsi="Consolas"/>
-                <w:lang w:val="en-US"/>
-              </w:rPr>
-              <w:t xml:space="preserve">    'version': '1.0.0',</w:t>
+              </w:rPr>
+              <w:t xml:space="preserve">    </w:t>
+            </w:r>
+            <w:r>
+              <w:rPr>
+                <w:rFonts w:ascii="Consolas" w:hAnsi="Consolas"/>
+                <w:lang w:val="en-US"/>
+              </w:rPr>
+              <w:t>'version': '1.0.0',</w:t>
             </w:r>
           </w:p>
           <w:p>
@@ -7787,6 +7705,7 @@
               <w:pStyle w:val="a0"/>
               <w:rPr>
                 <w:rFonts w:ascii="Consolas" w:hAnsi="Consolas"/>
+                <w:lang w:val="en-US"/>
               </w:rPr>
             </w:pPr>
             <w:r>
@@ -7803,13 +7722,16 @@
     <w:p>
       <w:pPr>
         <w:pStyle w:val="a0"/>
+        <w:rPr>
+          <w:lang w:val="en-US"/>
+        </w:rPr>
       </w:pPr>
     </w:p>
     <w:p>
       <w:pPr>
         <w:pStyle w:val="2"/>
       </w:pPr>
-      <w:bookmarkStart w:id="12" w:name="_Toc223075701"/>
+      <w:bookmarkStart w:id="12" w:name="_Toc224344014"/>
       <w:r>
         <w:t xml:space="preserve">3.3 </w:t>
       </w:r>
@@ -8093,6 +8015,9 @@
     <w:p>
       <w:pPr>
         <w:pStyle w:val="a0"/>
+        <w:rPr>
+          <w:lang w:val="en-US"/>
+        </w:rPr>
       </w:pPr>
     </w:p>
     <w:p>
@@ -8100,14 +8025,14 @@
         <w:pStyle w:val="2"/>
       </w:pPr>
       <w:r>
+        <w:rPr>
+          <w:lang w:val="en-US"/>
+        </w:rPr>
         <w:t xml:space="preserve"> </w:t>
       </w:r>
-      <w:bookmarkStart w:id="13" w:name="_Toc223075702"/>
-      <w:r>
-        <w:t xml:space="preserve">3.4 </w:t>
-      </w:r>
-      <w:r>
-        <w:t>Обновление\добавление плагинов</w:t>
+      <w:bookmarkStart w:id="13" w:name="_Toc224344015"/>
+      <w:r>
+        <w:t>3.4 Обновление\добавление плагинов</w:t>
       </w:r>
       <w:bookmarkEnd w:id="13"/>
     </w:p>
@@ -8146,9 +8071,6 @@
     <w:p>
       <w:pPr>
         <w:pStyle w:val="a0"/>
-        <w:rPr>
-          <w:lang w:val="en-US"/>
-        </w:rPr>
       </w:pPr>
     </w:p>
     <w:p>
@@ -8159,13 +8081,9 @@
           <w:color w:val="000000" w:themeColor="text1"/>
           <w:sz w:val="32"/>
           <w:szCs w:val="32"/>
-          <w:lang w:val="en-US"/>
-        </w:rPr>
-      </w:pPr>
-      <w:r>
-        <w:rPr>
-          <w:lang w:val="en-US"/>
-        </w:rPr>
+        </w:rPr>
+      </w:pPr>
+      <w:r>
         <w:br w:type="page"/>
       </w:r>
     </w:p>
@@ -8173,11 +8091,8 @@
       <w:pPr>
         <w:pStyle w:val="2"/>
       </w:pPr>
-      <w:bookmarkStart w:id="14" w:name="_Toc223075703"/>
-      <w:r>
-        <w:rPr>
-          <w:lang w:val="en-US"/>
-        </w:rPr>
+      <w:bookmarkStart w:id="14" w:name="_Toc224344016"/>
+      <w:r>
         <w:lastRenderedPageBreak/>
         <w:t xml:space="preserve">3.4 </w:t>
       </w:r>
@@ -8670,7 +8585,7 @@
       <w:pPr>
         <w:pStyle w:val="1"/>
       </w:pPr>
-      <w:bookmarkStart w:id="15" w:name="_Toc223075704"/>
+      <w:bookmarkStart w:id="15" w:name="_Toc224344017"/>
       <w:r>
         <w:t>4. Другие возможности</w:t>
       </w:r>
@@ -8685,7 +8600,7 @@
       <w:pPr>
         <w:pStyle w:val="2"/>
       </w:pPr>
-      <w:bookmarkStart w:id="16" w:name="_Toc223075705"/>
+      <w:bookmarkStart w:id="16" w:name="_Toc224344018"/>
       <w:r>
         <w:t>4.1 Трекер</w:t>
       </w:r>
@@ -8701,13 +8616,7 @@
         <w:pStyle w:val="a0"/>
       </w:pPr>
       <w:r>
-        <w:t>Встроенная система отслеживания посещений с детальной статистикой</w:t>
-      </w:r>
-      <w:r>
-        <w:t>, которую можно просматривать в панели администратора</w:t>
-      </w:r>
-      <w:r>
-        <w:t>:</w:t>
+        <w:t>Встроенная система отслеживания посещений с детальной статистикой, которую можно просматривать в панели администратора:</w:t>
       </w:r>
     </w:p>
     <w:p>
@@ -8784,15 +8693,7 @@
                 <w:rFonts w:ascii="Consolas" w:hAnsi="Consolas"/>
                 <w:lang w:val="en-US"/>
               </w:rPr>
-              <w:t>record_</w:t>
-            </w:r>
-            <w:proofErr w:type="gramStart"/>
-            <w:r>
-              <w:rPr>
-                <w:rFonts w:ascii="Consolas" w:hAnsi="Consolas"/>
-                <w:lang w:val="en-US"/>
-              </w:rPr>
-              <w:t>visit</w:t>
+              <w:t>record_visit</w:t>
             </w:r>
             <w:proofErr w:type="spellEnd"/>
             <w:r>
@@ -8800,547 +8701,691 @@
                 <w:rFonts w:ascii="Consolas" w:hAnsi="Consolas"/>
                 <w:lang w:val="en-US"/>
               </w:rPr>
+              <w:t>():</w:t>
+            </w:r>
+            <w:r>
+              <w:rPr>
+                <w:rFonts w:ascii="Consolas" w:hAnsi="Consolas"/>
+                <w:lang w:val="en-US"/>
+              </w:rPr>
+              <w:br/>
+              <w:t xml:space="preserve">    </w:t>
+            </w:r>
+            <w:r>
+              <w:rPr>
+                <w:rFonts w:ascii="Consolas" w:hAnsi="Consolas"/>
+                <w:i/>
+                <w:iCs/>
+                <w:lang w:val="en-US"/>
+              </w:rPr>
+              <w:t>"""Record a new visit with auto-cleanup of old data"""</w:t>
+            </w:r>
+            <w:r>
+              <w:rPr>
+                <w:rFonts w:ascii="Consolas" w:hAnsi="Consolas"/>
+                <w:i/>
+                <w:iCs/>
+                <w:lang w:val="en-US"/>
+              </w:rPr>
+              <w:br/>
+              <w:t xml:space="preserve">    </w:t>
+            </w:r>
+            <w:r>
+              <w:rPr>
+                <w:rFonts w:ascii="Consolas" w:hAnsi="Consolas"/>
+                <w:lang w:val="en-US"/>
+              </w:rPr>
+              <w:t xml:space="preserve">data = </w:t>
+            </w:r>
+            <w:proofErr w:type="spellStart"/>
+            <w:r>
+              <w:rPr>
+                <w:rFonts w:ascii="Consolas" w:hAnsi="Consolas"/>
+                <w:lang w:val="en-US"/>
+              </w:rPr>
+              <w:t>load_visits</w:t>
+            </w:r>
+            <w:proofErr w:type="spellEnd"/>
+            <w:r>
+              <w:rPr>
+                <w:rFonts w:ascii="Consolas" w:hAnsi="Consolas"/>
+                <w:lang w:val="en-US"/>
+              </w:rPr>
+              <w:t>()</w:t>
+            </w:r>
+            <w:r>
+              <w:rPr>
+                <w:rFonts w:ascii="Consolas" w:hAnsi="Consolas"/>
+                <w:lang w:val="en-US"/>
+              </w:rPr>
+              <w:br/>
+              <w:t xml:space="preserve">    if '</w:t>
+            </w:r>
+            <w:proofErr w:type="spellStart"/>
+            <w:r>
+              <w:rPr>
+                <w:rFonts w:ascii="Consolas" w:hAnsi="Consolas"/>
+                <w:lang w:val="en-US"/>
+              </w:rPr>
+              <w:t>visitor_id</w:t>
+            </w:r>
+            <w:proofErr w:type="spellEnd"/>
+            <w:r>
+              <w:rPr>
+                <w:rFonts w:ascii="Consolas" w:hAnsi="Consolas"/>
+                <w:lang w:val="en-US"/>
+              </w:rPr>
+              <w:t>' not in session:</w:t>
+            </w:r>
+            <w:r>
+              <w:rPr>
+                <w:rFonts w:ascii="Consolas" w:hAnsi="Consolas"/>
+                <w:lang w:val="en-US"/>
+              </w:rPr>
+              <w:br/>
+              <w:t xml:space="preserve">        session['</w:t>
+            </w:r>
+            <w:proofErr w:type="spellStart"/>
+            <w:r>
+              <w:rPr>
+                <w:rFonts w:ascii="Consolas" w:hAnsi="Consolas"/>
+                <w:lang w:val="en-US"/>
+              </w:rPr>
+              <w:t>visitor_id</w:t>
+            </w:r>
+            <w:proofErr w:type="spellEnd"/>
+            <w:r>
+              <w:rPr>
+                <w:rFonts w:ascii="Consolas" w:hAnsi="Consolas"/>
+                <w:lang w:val="en-US"/>
+              </w:rPr>
+              <w:t>'] = str(uuid.uuid4())</w:t>
+            </w:r>
+            <w:r>
+              <w:rPr>
+                <w:rFonts w:ascii="Consolas" w:hAnsi="Consolas"/>
+                <w:lang w:val="en-US"/>
+              </w:rPr>
+              <w:br/>
+              <w:t xml:space="preserve">    now = </w:t>
+            </w:r>
+            <w:proofErr w:type="spellStart"/>
+            <w:r>
+              <w:rPr>
+                <w:rFonts w:ascii="Consolas" w:hAnsi="Consolas"/>
+                <w:lang w:val="en-US"/>
+              </w:rPr>
+              <w:t>datetime.now</w:t>
+            </w:r>
+            <w:proofErr w:type="spellEnd"/>
+            <w:r>
+              <w:rPr>
+                <w:rFonts w:ascii="Consolas" w:hAnsi="Consolas"/>
+                <w:lang w:val="en-US"/>
+              </w:rPr>
+              <w:t>()</w:t>
+            </w:r>
+            <w:r>
+              <w:rPr>
+                <w:rFonts w:ascii="Consolas" w:hAnsi="Consolas"/>
+                <w:lang w:val="en-US"/>
+              </w:rPr>
+              <w:br/>
+              <w:t xml:space="preserve">    cutoff = now - </w:t>
+            </w:r>
+            <w:proofErr w:type="spellStart"/>
+            <w:r>
+              <w:rPr>
+                <w:rFonts w:ascii="Consolas" w:hAnsi="Consolas"/>
+                <w:lang w:val="en-US"/>
+              </w:rPr>
+              <w:t>timedelta</w:t>
+            </w:r>
+            <w:proofErr w:type="spellEnd"/>
+            <w:r>
+              <w:rPr>
+                <w:rFonts w:ascii="Consolas" w:hAnsi="Consolas"/>
+                <w:lang w:val="en-US"/>
+              </w:rPr>
+              <w:t>(days=30)</w:t>
+            </w:r>
+            <w:r>
+              <w:rPr>
+                <w:rFonts w:ascii="Consolas" w:hAnsi="Consolas"/>
+                <w:lang w:val="en-US"/>
+              </w:rPr>
+              <w:br/>
+              <w:t xml:space="preserve">    </w:t>
+            </w:r>
+            <w:proofErr w:type="spellStart"/>
+            <w:r>
+              <w:rPr>
+                <w:rFonts w:ascii="Consolas" w:hAnsi="Consolas"/>
+                <w:lang w:val="en-US"/>
+              </w:rPr>
+              <w:t>new_visits</w:t>
+            </w:r>
+            <w:proofErr w:type="spellEnd"/>
+            <w:r>
+              <w:rPr>
+                <w:rFonts w:ascii="Consolas" w:hAnsi="Consolas"/>
+                <w:lang w:val="en-US"/>
+              </w:rPr>
+              <w:t xml:space="preserve"> = []</w:t>
+            </w:r>
+            <w:r>
+              <w:rPr>
+                <w:rFonts w:ascii="Consolas" w:hAnsi="Consolas"/>
+                <w:lang w:val="en-US"/>
+              </w:rPr>
+              <w:br/>
+              <w:t xml:space="preserve">    </w:t>
+            </w:r>
+            <w:proofErr w:type="spellStart"/>
+            <w:r>
+              <w:rPr>
+                <w:rFonts w:ascii="Consolas" w:hAnsi="Consolas"/>
+                <w:lang w:val="en-US"/>
+              </w:rPr>
+              <w:t>old_sessions</w:t>
+            </w:r>
+            <w:proofErr w:type="spellEnd"/>
+            <w:r>
+              <w:rPr>
+                <w:rFonts w:ascii="Consolas" w:hAnsi="Consolas"/>
+                <w:lang w:val="en-US"/>
+              </w:rPr>
+              <w:t xml:space="preserve"> = set()</w:t>
+            </w:r>
+            <w:r>
+              <w:rPr>
+                <w:rFonts w:ascii="Consolas" w:hAnsi="Consolas"/>
+                <w:lang w:val="en-US"/>
+              </w:rPr>
+              <w:br/>
+              <w:t xml:space="preserve">    </w:t>
+            </w:r>
+            <w:proofErr w:type="spellStart"/>
+            <w:r>
+              <w:rPr>
+                <w:rFonts w:ascii="Consolas" w:hAnsi="Consolas"/>
+                <w:lang w:val="en-US"/>
+              </w:rPr>
+              <w:t>old_count</w:t>
+            </w:r>
+            <w:proofErr w:type="spellEnd"/>
+            <w:r>
+              <w:rPr>
+                <w:rFonts w:ascii="Consolas" w:hAnsi="Consolas"/>
+                <w:lang w:val="en-US"/>
+              </w:rPr>
+              <w:t xml:space="preserve"> = 0</w:t>
+            </w:r>
+            <w:r>
+              <w:rPr>
+                <w:rFonts w:ascii="Consolas" w:hAnsi="Consolas"/>
+                <w:lang w:val="en-US"/>
+              </w:rPr>
+              <w:br/>
+              <w:t xml:space="preserve">    for visit in data['visits']:</w:t>
+            </w:r>
+            <w:r>
+              <w:rPr>
+                <w:rFonts w:ascii="Consolas" w:hAnsi="Consolas"/>
+                <w:lang w:val="en-US"/>
+              </w:rPr>
+              <w:br/>
+              <w:t xml:space="preserve">        try:</w:t>
+            </w:r>
+            <w:r>
+              <w:rPr>
+                <w:rFonts w:ascii="Consolas" w:hAnsi="Consolas"/>
+                <w:lang w:val="en-US"/>
+              </w:rPr>
+              <w:br/>
+              <w:t xml:space="preserve">            </w:t>
+            </w:r>
+            <w:proofErr w:type="spellStart"/>
+            <w:r>
+              <w:rPr>
+                <w:rFonts w:ascii="Consolas" w:hAnsi="Consolas"/>
+                <w:lang w:val="en-US"/>
+              </w:rPr>
+              <w:t>visit_time</w:t>
+            </w:r>
+            <w:proofErr w:type="spellEnd"/>
+            <w:r>
+              <w:rPr>
+                <w:rFonts w:ascii="Consolas" w:hAnsi="Consolas"/>
+                <w:lang w:val="en-US"/>
+              </w:rPr>
+              <w:t xml:space="preserve"> = </w:t>
+            </w:r>
+            <w:proofErr w:type="spellStart"/>
+            <w:r>
+              <w:rPr>
+                <w:rFonts w:ascii="Consolas" w:hAnsi="Consolas"/>
+                <w:lang w:val="en-US"/>
+              </w:rPr>
+              <w:t>datetime.fromisoformat</w:t>
+            </w:r>
+            <w:proofErr w:type="spellEnd"/>
+            <w:r>
+              <w:rPr>
+                <w:rFonts w:ascii="Consolas" w:hAnsi="Consolas"/>
+                <w:lang w:val="en-US"/>
+              </w:rPr>
+              <w:t>(visit['timestamp'])</w:t>
+            </w:r>
+            <w:r>
+              <w:rPr>
+                <w:rFonts w:ascii="Consolas" w:hAnsi="Consolas"/>
+                <w:lang w:val="en-US"/>
+              </w:rPr>
+              <w:br/>
+              <w:t xml:space="preserve">            if </w:t>
+            </w:r>
+            <w:proofErr w:type="spellStart"/>
+            <w:r>
+              <w:rPr>
+                <w:rFonts w:ascii="Consolas" w:hAnsi="Consolas"/>
+                <w:lang w:val="en-US"/>
+              </w:rPr>
+              <w:t>visit_time</w:t>
+            </w:r>
+            <w:proofErr w:type="spellEnd"/>
+            <w:r>
+              <w:rPr>
+                <w:rFonts w:ascii="Consolas" w:hAnsi="Consolas"/>
+                <w:lang w:val="en-US"/>
+              </w:rPr>
+              <w:t xml:space="preserve"> &lt; cutoff:</w:t>
+            </w:r>
+            <w:r>
+              <w:rPr>
+                <w:rFonts w:ascii="Consolas" w:hAnsi="Consolas"/>
+                <w:lang w:val="en-US"/>
+              </w:rPr>
+              <w:br/>
+              <w:t xml:space="preserve">                </w:t>
+            </w:r>
+            <w:proofErr w:type="spellStart"/>
+            <w:r>
+              <w:rPr>
+                <w:rFonts w:ascii="Consolas" w:hAnsi="Consolas"/>
+                <w:lang w:val="en-US"/>
+              </w:rPr>
+              <w:t>old_count</w:t>
+            </w:r>
+            <w:proofErr w:type="spellEnd"/>
+            <w:r>
+              <w:rPr>
+                <w:rFonts w:ascii="Consolas" w:hAnsi="Consolas"/>
+                <w:lang w:val="en-US"/>
+              </w:rPr>
+              <w:t xml:space="preserve"> += 1</w:t>
+            </w:r>
+            <w:r>
+              <w:rPr>
+                <w:rFonts w:ascii="Consolas" w:hAnsi="Consolas"/>
+                <w:lang w:val="en-US"/>
+              </w:rPr>
+              <w:br/>
+              <w:t xml:space="preserve">                </w:t>
+            </w:r>
+            <w:proofErr w:type="spellStart"/>
+            <w:r>
+              <w:rPr>
+                <w:rFonts w:ascii="Consolas" w:hAnsi="Consolas"/>
+                <w:lang w:val="en-US"/>
+              </w:rPr>
+              <w:t>old_sessions.add</w:t>
+            </w:r>
+            <w:proofErr w:type="spellEnd"/>
+            <w:r>
+              <w:rPr>
+                <w:rFonts w:ascii="Consolas" w:hAnsi="Consolas"/>
+                <w:lang w:val="en-US"/>
+              </w:rPr>
               <w:t>(</w:t>
             </w:r>
-            <w:proofErr w:type="gramEnd"/>
-            <w:r>
-              <w:rPr>
-                <w:rFonts w:ascii="Consolas" w:hAnsi="Consolas"/>
-                <w:lang w:val="en-US"/>
-              </w:rPr>
-              <w:t>):</w:t>
+            <w:proofErr w:type="spellStart"/>
+            <w:r>
+              <w:rPr>
+                <w:rFonts w:ascii="Consolas" w:hAnsi="Consolas"/>
+                <w:lang w:val="en-US"/>
+              </w:rPr>
+              <w:t>visit.get</w:t>
+            </w:r>
+            <w:proofErr w:type="spellEnd"/>
+            <w:r>
+              <w:rPr>
+                <w:rFonts w:ascii="Consolas" w:hAnsi="Consolas"/>
+                <w:lang w:val="en-US"/>
+              </w:rPr>
+              <w:t>('</w:t>
+            </w:r>
+            <w:proofErr w:type="spellStart"/>
+            <w:r>
+              <w:rPr>
+                <w:rFonts w:ascii="Consolas" w:hAnsi="Consolas"/>
+                <w:lang w:val="en-US"/>
+              </w:rPr>
+              <w:t>session_id</w:t>
+            </w:r>
+            <w:proofErr w:type="spellEnd"/>
+            <w:r>
+              <w:rPr>
+                <w:rFonts w:ascii="Consolas" w:hAnsi="Consolas"/>
+                <w:lang w:val="en-US"/>
+              </w:rPr>
+              <w:t>'))</w:t>
+            </w:r>
+            <w:r>
+              <w:rPr>
+                <w:rFonts w:ascii="Consolas" w:hAnsi="Consolas"/>
+                <w:lang w:val="en-US"/>
+              </w:rPr>
+              <w:br/>
+              <w:t xml:space="preserve">            else:</w:t>
+            </w:r>
+            <w:r>
+              <w:rPr>
+                <w:rFonts w:ascii="Consolas" w:hAnsi="Consolas"/>
+                <w:lang w:val="en-US"/>
+              </w:rPr>
+              <w:br/>
+              <w:t xml:space="preserve">                </w:t>
+            </w:r>
+            <w:proofErr w:type="spellStart"/>
+            <w:r>
+              <w:rPr>
+                <w:rFonts w:ascii="Consolas" w:hAnsi="Consolas"/>
+                <w:lang w:val="en-US"/>
+              </w:rPr>
+              <w:t>new_visits.append</w:t>
+            </w:r>
+            <w:proofErr w:type="spellEnd"/>
+            <w:r>
+              <w:rPr>
+                <w:rFonts w:ascii="Consolas" w:hAnsi="Consolas"/>
+                <w:lang w:val="en-US"/>
+              </w:rPr>
+              <w:t>(visit)</w:t>
+            </w:r>
+            <w:r>
+              <w:rPr>
+                <w:rFonts w:ascii="Consolas" w:hAnsi="Consolas"/>
+                <w:lang w:val="en-US"/>
+              </w:rPr>
+              <w:br/>
+              <w:t xml:space="preserve">        except:</w:t>
+            </w:r>
+            <w:r>
+              <w:rPr>
+                <w:rFonts w:ascii="Consolas" w:hAnsi="Consolas"/>
+                <w:lang w:val="en-US"/>
+              </w:rPr>
+              <w:br/>
+              <w:t xml:space="preserve">            continue</w:t>
+            </w:r>
+            <w:r>
+              <w:rPr>
+                <w:rFonts w:ascii="Consolas" w:hAnsi="Consolas"/>
+                <w:lang w:val="en-US"/>
+              </w:rPr>
+              <w:br/>
+              <w:t xml:space="preserve">    if </w:t>
+            </w:r>
+            <w:proofErr w:type="spellStart"/>
+            <w:r>
+              <w:rPr>
+                <w:rFonts w:ascii="Consolas" w:hAnsi="Consolas"/>
+                <w:lang w:val="en-US"/>
+              </w:rPr>
+              <w:t>old_count</w:t>
+            </w:r>
+            <w:proofErr w:type="spellEnd"/>
+            <w:r>
+              <w:rPr>
+                <w:rFonts w:ascii="Consolas" w:hAnsi="Consolas"/>
+                <w:lang w:val="en-US"/>
+              </w:rPr>
+              <w:t xml:space="preserve"> &gt; 0:</w:t>
+            </w:r>
+            <w:r>
+              <w:rPr>
+                <w:rFonts w:ascii="Consolas" w:hAnsi="Consolas"/>
+                <w:lang w:val="en-US"/>
+              </w:rPr>
+              <w:br/>
+              <w:t xml:space="preserve">        data['archived']['</w:t>
+            </w:r>
+            <w:proofErr w:type="spellStart"/>
+            <w:r>
+              <w:rPr>
+                <w:rFonts w:ascii="Consolas" w:hAnsi="Consolas"/>
+                <w:lang w:val="en-US"/>
+              </w:rPr>
+              <w:t>total_old_visits</w:t>
+            </w:r>
+            <w:proofErr w:type="spellEnd"/>
+            <w:r>
+              <w:rPr>
+                <w:rFonts w:ascii="Consolas" w:hAnsi="Consolas"/>
+                <w:lang w:val="en-US"/>
+              </w:rPr>
+              <w:t xml:space="preserve">'] += </w:t>
+            </w:r>
+            <w:proofErr w:type="spellStart"/>
+            <w:r>
+              <w:rPr>
+                <w:rFonts w:ascii="Consolas" w:hAnsi="Consolas"/>
+                <w:lang w:val="en-US"/>
+              </w:rPr>
+              <w:t>old_count</w:t>
+            </w:r>
+            <w:proofErr w:type="spellEnd"/>
+            <w:r>
+              <w:rPr>
+                <w:rFonts w:ascii="Consolas" w:hAnsi="Consolas"/>
+                <w:lang w:val="en-US"/>
+              </w:rPr>
+              <w:br/>
+              <w:t xml:space="preserve">        data['archived']['</w:t>
+            </w:r>
+            <w:proofErr w:type="spellStart"/>
+            <w:r>
+              <w:rPr>
+                <w:rFonts w:ascii="Consolas" w:hAnsi="Consolas"/>
+                <w:lang w:val="en-US"/>
+              </w:rPr>
+              <w:t>total_old_unique</w:t>
+            </w:r>
+            <w:proofErr w:type="spellEnd"/>
+            <w:r>
+              <w:rPr>
+                <w:rFonts w:ascii="Consolas" w:hAnsi="Consolas"/>
+                <w:lang w:val="en-US"/>
+              </w:rPr>
+              <w:t xml:space="preserve">'] += </w:t>
+            </w:r>
+            <w:proofErr w:type="spellStart"/>
+            <w:r>
+              <w:rPr>
+                <w:rFonts w:ascii="Consolas" w:hAnsi="Consolas"/>
+                <w:lang w:val="en-US"/>
+              </w:rPr>
+              <w:t>len</w:t>
+            </w:r>
+            <w:proofErr w:type="spellEnd"/>
+            <w:r>
+              <w:rPr>
+                <w:rFonts w:ascii="Consolas" w:hAnsi="Consolas"/>
+                <w:lang w:val="en-US"/>
+              </w:rPr>
+              <w:t>(</w:t>
+            </w:r>
+            <w:proofErr w:type="spellStart"/>
+            <w:r>
+              <w:rPr>
+                <w:rFonts w:ascii="Consolas" w:hAnsi="Consolas"/>
+                <w:lang w:val="en-US"/>
+              </w:rPr>
+              <w:t>old_sessions</w:t>
+            </w:r>
+            <w:proofErr w:type="spellEnd"/>
+            <w:r>
+              <w:rPr>
+                <w:rFonts w:ascii="Consolas" w:hAnsi="Consolas"/>
+                <w:lang w:val="en-US"/>
+              </w:rPr>
+              <w:t>)</w:t>
+            </w:r>
+            <w:r>
+              <w:rPr>
+                <w:rFonts w:ascii="Consolas" w:hAnsi="Consolas"/>
+                <w:lang w:val="en-US"/>
+              </w:rPr>
+              <w:br/>
+            </w:r>
+            <w:r>
+              <w:rPr>
+                <w:rFonts w:ascii="Consolas" w:hAnsi="Consolas"/>
+                <w:lang w:val="en-US"/>
+              </w:rPr>
+              <w:br/>
+              <w:t xml:space="preserve">    data['visits'] = </w:t>
+            </w:r>
+            <w:proofErr w:type="spellStart"/>
+            <w:r>
+              <w:rPr>
+                <w:rFonts w:ascii="Consolas" w:hAnsi="Consolas"/>
+                <w:lang w:val="en-US"/>
+              </w:rPr>
+              <w:t>new_visits</w:t>
+            </w:r>
+            <w:proofErr w:type="spellEnd"/>
+            <w:r>
+              <w:rPr>
+                <w:rFonts w:ascii="Consolas" w:hAnsi="Consolas"/>
+                <w:lang w:val="en-US"/>
+              </w:rPr>
+              <w:br/>
+              <w:t xml:space="preserve">    visit = {</w:t>
+            </w:r>
+            <w:r>
+              <w:rPr>
+                <w:rFonts w:ascii="Consolas" w:hAnsi="Consolas"/>
+                <w:lang w:val="en-US"/>
+              </w:rPr>
+              <w:br/>
+              <w:t xml:space="preserve">        'timestamp': </w:t>
+            </w:r>
+            <w:proofErr w:type="spellStart"/>
+            <w:r>
+              <w:rPr>
+                <w:rFonts w:ascii="Consolas" w:hAnsi="Consolas"/>
+                <w:lang w:val="en-US"/>
+              </w:rPr>
+              <w:t>now.isoformat</w:t>
+            </w:r>
+            <w:proofErr w:type="spellEnd"/>
+            <w:r>
+              <w:rPr>
+                <w:rFonts w:ascii="Consolas" w:hAnsi="Consolas"/>
+                <w:lang w:val="en-US"/>
+              </w:rPr>
+              <w:t>(),</w:t>
+            </w:r>
+            <w:r>
+              <w:rPr>
+                <w:rFonts w:ascii="Consolas" w:hAnsi="Consolas"/>
+                <w:lang w:val="en-US"/>
+              </w:rPr>
+              <w:br/>
+              <w:t xml:space="preserve">        '</w:t>
+            </w:r>
+            <w:proofErr w:type="spellStart"/>
+            <w:r>
+              <w:rPr>
+                <w:rFonts w:ascii="Consolas" w:hAnsi="Consolas"/>
+                <w:lang w:val="en-US"/>
+              </w:rPr>
+              <w:t>session_id</w:t>
+            </w:r>
+            <w:proofErr w:type="spellEnd"/>
+            <w:r>
+              <w:rPr>
+                <w:rFonts w:ascii="Consolas" w:hAnsi="Consolas"/>
+                <w:lang w:val="en-US"/>
+              </w:rPr>
+              <w:t>': session['</w:t>
+            </w:r>
+            <w:proofErr w:type="spellStart"/>
+            <w:r>
+              <w:rPr>
+                <w:rFonts w:ascii="Consolas" w:hAnsi="Consolas"/>
+                <w:lang w:val="en-US"/>
+              </w:rPr>
+              <w:t>visitor_id</w:t>
+            </w:r>
+            <w:proofErr w:type="spellEnd"/>
+            <w:r>
+              <w:rPr>
+                <w:rFonts w:ascii="Consolas" w:hAnsi="Consolas"/>
+                <w:lang w:val="en-US"/>
+              </w:rPr>
+              <w:t>']</w:t>
+            </w:r>
+            <w:r>
+              <w:rPr>
+                <w:rFonts w:ascii="Consolas" w:hAnsi="Consolas"/>
+                <w:lang w:val="en-US"/>
+              </w:rPr>
+              <w:br/>
+              <w:t xml:space="preserve">    }</w:t>
+            </w:r>
+            <w:r>
+              <w:rPr>
+                <w:rFonts w:ascii="Consolas" w:hAnsi="Consolas"/>
+                <w:lang w:val="en-US"/>
+              </w:rPr>
+              <w:br/>
+              <w:t xml:space="preserve">    data['visits'].append(visit)</w:t>
+            </w:r>
+            <w:r>
+              <w:rPr>
+                <w:rFonts w:ascii="Consolas" w:hAnsi="Consolas"/>
+                <w:lang w:val="en-US"/>
+              </w:rPr>
+              <w:br/>
+              <w:t xml:space="preserve">    </w:t>
+            </w:r>
+            <w:proofErr w:type="spellStart"/>
+            <w:r>
+              <w:rPr>
+                <w:rFonts w:ascii="Consolas" w:hAnsi="Consolas"/>
+                <w:lang w:val="en-US"/>
+              </w:rPr>
+              <w:t>save_visits</w:t>
+            </w:r>
+            <w:proofErr w:type="spellEnd"/>
+            <w:r>
+              <w:rPr>
+                <w:rFonts w:ascii="Consolas" w:hAnsi="Consolas"/>
+                <w:lang w:val="en-US"/>
+              </w:rPr>
+              <w:t>(data)</w:t>
             </w:r>
           </w:p>
           <w:p>
             <w:pPr>
               <w:pStyle w:val="a0"/>
               <w:rPr>
-                <w:rFonts w:ascii="Consolas" w:hAnsi="Consolas"/>
                 <w:lang w:val="en-US"/>
               </w:rPr>
             </w:pPr>
-            <w:r>
-              <w:rPr>
-                <w:rFonts w:ascii="Consolas" w:hAnsi="Consolas"/>
-                <w:lang w:val="en-US"/>
-              </w:rPr>
-              <w:t xml:space="preserve">    """Record a new visit"""</w:t>
-            </w:r>
-          </w:p>
-          <w:p>
-            <w:pPr>
-              <w:pStyle w:val="a0"/>
-              <w:rPr>
-                <w:rFonts w:ascii="Consolas" w:hAnsi="Consolas"/>
-                <w:lang w:val="en-US"/>
-              </w:rPr>
-            </w:pPr>
-            <w:r>
-              <w:rPr>
-                <w:rFonts w:ascii="Consolas" w:hAnsi="Consolas"/>
-                <w:lang w:val="en-US"/>
-              </w:rPr>
-              <w:t xml:space="preserve">    data = </w:t>
-            </w:r>
-            <w:proofErr w:type="spellStart"/>
-            <w:r>
-              <w:rPr>
-                <w:rFonts w:ascii="Consolas" w:hAnsi="Consolas"/>
-                <w:lang w:val="en-US"/>
-              </w:rPr>
-              <w:t>load_</w:t>
-            </w:r>
-            <w:proofErr w:type="gramStart"/>
-            <w:r>
-              <w:rPr>
-                <w:rFonts w:ascii="Consolas" w:hAnsi="Consolas"/>
-                <w:lang w:val="en-US"/>
-              </w:rPr>
-              <w:t>visits</w:t>
-            </w:r>
-            <w:proofErr w:type="spellEnd"/>
-            <w:r>
-              <w:rPr>
-                <w:rFonts w:ascii="Consolas" w:hAnsi="Consolas"/>
-                <w:lang w:val="en-US"/>
-              </w:rPr>
-              <w:t>(</w:t>
-            </w:r>
-            <w:proofErr w:type="gramEnd"/>
-            <w:r>
-              <w:rPr>
-                <w:rFonts w:ascii="Consolas" w:hAnsi="Consolas"/>
-                <w:lang w:val="en-US"/>
-              </w:rPr>
-              <w:t>)</w:t>
-            </w:r>
-          </w:p>
-          <w:p>
-            <w:pPr>
-              <w:pStyle w:val="a0"/>
-              <w:rPr>
-                <w:rFonts w:ascii="Consolas" w:hAnsi="Consolas"/>
-                <w:lang w:val="en-US"/>
-              </w:rPr>
-            </w:pPr>
-            <w:r>
-              <w:rPr>
-                <w:rFonts w:ascii="Consolas" w:hAnsi="Consolas"/>
-                <w:lang w:val="en-US"/>
-              </w:rPr>
-              <w:t xml:space="preserve">    </w:t>
-            </w:r>
-          </w:p>
-          <w:p>
-            <w:pPr>
-              <w:pStyle w:val="a0"/>
-              <w:rPr>
-                <w:rFonts w:ascii="Consolas" w:hAnsi="Consolas"/>
-                <w:lang w:val="en-US"/>
-              </w:rPr>
-            </w:pPr>
-            <w:r>
-              <w:rPr>
-                <w:rFonts w:ascii="Consolas" w:hAnsi="Consolas"/>
-                <w:lang w:val="en-US"/>
-              </w:rPr>
-              <w:t xml:space="preserve">    if '</w:t>
-            </w:r>
-            <w:proofErr w:type="spellStart"/>
-            <w:r>
-              <w:rPr>
-                <w:rFonts w:ascii="Consolas" w:hAnsi="Consolas"/>
-                <w:lang w:val="en-US"/>
-              </w:rPr>
-              <w:t>visitor_id</w:t>
-            </w:r>
-            <w:proofErr w:type="spellEnd"/>
-            <w:r>
-              <w:rPr>
-                <w:rFonts w:ascii="Consolas" w:hAnsi="Consolas"/>
-                <w:lang w:val="en-US"/>
-              </w:rPr>
-              <w:t>' not in session:</w:t>
-            </w:r>
-          </w:p>
-          <w:p>
-            <w:pPr>
-              <w:pStyle w:val="a0"/>
-              <w:rPr>
-                <w:rFonts w:ascii="Consolas" w:hAnsi="Consolas"/>
-                <w:lang w:val="en-US"/>
-              </w:rPr>
-            </w:pPr>
-            <w:r>
-              <w:rPr>
-                <w:rFonts w:ascii="Consolas" w:hAnsi="Consolas"/>
-                <w:lang w:val="en-US"/>
-              </w:rPr>
-              <w:t xml:space="preserve">        session['</w:t>
-            </w:r>
-            <w:proofErr w:type="spellStart"/>
-            <w:r>
-              <w:rPr>
-                <w:rFonts w:ascii="Consolas" w:hAnsi="Consolas"/>
-                <w:lang w:val="en-US"/>
-              </w:rPr>
-              <w:t>visitor_id</w:t>
-            </w:r>
-            <w:proofErr w:type="spellEnd"/>
-            <w:r>
-              <w:rPr>
-                <w:rFonts w:ascii="Consolas" w:hAnsi="Consolas"/>
-                <w:lang w:val="en-US"/>
-              </w:rPr>
-              <w:t>'] = str(</w:t>
-            </w:r>
-            <w:proofErr w:type="gramStart"/>
-            <w:r>
-              <w:rPr>
-                <w:rFonts w:ascii="Consolas" w:hAnsi="Consolas"/>
-                <w:lang w:val="en-US"/>
-              </w:rPr>
-              <w:t>uuid.uuid</w:t>
-            </w:r>
-            <w:proofErr w:type="gramEnd"/>
-            <w:r>
-              <w:rPr>
-                <w:rFonts w:ascii="Consolas" w:hAnsi="Consolas"/>
-                <w:lang w:val="en-US"/>
-              </w:rPr>
-              <w:t>4())</w:t>
-            </w:r>
-          </w:p>
-          <w:p>
-            <w:pPr>
-              <w:pStyle w:val="a0"/>
-              <w:rPr>
-                <w:rFonts w:ascii="Consolas" w:hAnsi="Consolas"/>
-                <w:lang w:val="en-US"/>
-              </w:rPr>
-            </w:pPr>
-            <w:r>
-              <w:rPr>
-                <w:rFonts w:ascii="Consolas" w:hAnsi="Consolas"/>
-                <w:lang w:val="en-US"/>
-              </w:rPr>
-              <w:t xml:space="preserve">    </w:t>
-            </w:r>
-          </w:p>
-          <w:p>
-            <w:pPr>
-              <w:pStyle w:val="a0"/>
-              <w:rPr>
-                <w:rFonts w:ascii="Consolas" w:hAnsi="Consolas"/>
-                <w:lang w:val="en-US"/>
-              </w:rPr>
-            </w:pPr>
-            <w:r>
-              <w:rPr>
-                <w:rFonts w:ascii="Consolas" w:hAnsi="Consolas"/>
-                <w:lang w:val="en-US"/>
-              </w:rPr>
-              <w:t xml:space="preserve">    visit = {</w:t>
-            </w:r>
-          </w:p>
-          <w:p>
-            <w:pPr>
-              <w:pStyle w:val="a0"/>
-              <w:rPr>
-                <w:rFonts w:ascii="Consolas" w:hAnsi="Consolas"/>
-                <w:lang w:val="en-US"/>
-              </w:rPr>
-            </w:pPr>
-            <w:r>
-              <w:rPr>
-                <w:rFonts w:ascii="Consolas" w:hAnsi="Consolas"/>
-                <w:lang w:val="en-US"/>
-              </w:rPr>
-              <w:t xml:space="preserve">        'timestamp': </w:t>
-            </w:r>
-            <w:proofErr w:type="spellStart"/>
-            <w:r>
-              <w:rPr>
-                <w:rFonts w:ascii="Consolas" w:hAnsi="Consolas"/>
-                <w:lang w:val="en-US"/>
-              </w:rPr>
-              <w:t>datetime.now</w:t>
-            </w:r>
-            <w:proofErr w:type="spellEnd"/>
-            <w:r>
-              <w:rPr>
-                <w:rFonts w:ascii="Consolas" w:hAnsi="Consolas"/>
-                <w:lang w:val="en-US"/>
-              </w:rPr>
-              <w:t>(</w:t>
-            </w:r>
-            <w:proofErr w:type="gramStart"/>
-            <w:r>
-              <w:rPr>
-                <w:rFonts w:ascii="Consolas" w:hAnsi="Consolas"/>
-                <w:lang w:val="en-US"/>
-              </w:rPr>
-              <w:t>).</w:t>
-            </w:r>
-            <w:proofErr w:type="spellStart"/>
-            <w:r>
-              <w:rPr>
-                <w:rFonts w:ascii="Consolas" w:hAnsi="Consolas"/>
-                <w:lang w:val="en-US"/>
-              </w:rPr>
-              <w:t>isoformat</w:t>
-            </w:r>
-            <w:proofErr w:type="spellEnd"/>
-            <w:proofErr w:type="gramEnd"/>
-            <w:r>
-              <w:rPr>
-                <w:rFonts w:ascii="Consolas" w:hAnsi="Consolas"/>
-                <w:lang w:val="en-US"/>
-              </w:rPr>
-              <w:t>(),</w:t>
-            </w:r>
-          </w:p>
-          <w:p>
-            <w:pPr>
-              <w:pStyle w:val="a0"/>
-              <w:rPr>
-                <w:rFonts w:ascii="Consolas" w:hAnsi="Consolas"/>
-                <w:lang w:val="en-US"/>
-              </w:rPr>
-            </w:pPr>
-            <w:r>
-              <w:rPr>
-                <w:rFonts w:ascii="Consolas" w:hAnsi="Consolas"/>
-                <w:lang w:val="en-US"/>
-              </w:rPr>
-              <w:t xml:space="preserve">        '</w:t>
-            </w:r>
-            <w:proofErr w:type="spellStart"/>
-            <w:proofErr w:type="gramStart"/>
-            <w:r>
-              <w:rPr>
-                <w:rFonts w:ascii="Consolas" w:hAnsi="Consolas"/>
-                <w:lang w:val="en-US"/>
-              </w:rPr>
-              <w:t>session</w:t>
-            </w:r>
-            <w:proofErr w:type="gramEnd"/>
-            <w:r>
-              <w:rPr>
-                <w:rFonts w:ascii="Consolas" w:hAnsi="Consolas"/>
-                <w:lang w:val="en-US"/>
-              </w:rPr>
-              <w:t>_id</w:t>
-            </w:r>
-            <w:proofErr w:type="spellEnd"/>
-            <w:r>
-              <w:rPr>
-                <w:rFonts w:ascii="Consolas" w:hAnsi="Consolas"/>
-                <w:lang w:val="en-US"/>
-              </w:rPr>
-              <w:t>': session['</w:t>
-            </w:r>
-            <w:proofErr w:type="spellStart"/>
-            <w:r>
-              <w:rPr>
-                <w:rFonts w:ascii="Consolas" w:hAnsi="Consolas"/>
-                <w:lang w:val="en-US"/>
-              </w:rPr>
-              <w:t>visitor_id</w:t>
-            </w:r>
-            <w:proofErr w:type="spellEnd"/>
-            <w:r>
-              <w:rPr>
-                <w:rFonts w:ascii="Consolas" w:hAnsi="Consolas"/>
-                <w:lang w:val="en-US"/>
-              </w:rPr>
-              <w:t>'],</w:t>
-            </w:r>
-          </w:p>
-          <w:p>
-            <w:pPr>
-              <w:pStyle w:val="a0"/>
-              <w:rPr>
-                <w:rFonts w:ascii="Consolas" w:hAnsi="Consolas"/>
-                <w:lang w:val="en-US"/>
-              </w:rPr>
-            </w:pPr>
-            <w:r>
-              <w:rPr>
-                <w:rFonts w:ascii="Consolas" w:hAnsi="Consolas"/>
-                <w:lang w:val="en-US"/>
-              </w:rPr>
-              <w:t xml:space="preserve">        '</w:t>
-            </w:r>
-            <w:proofErr w:type="spellStart"/>
-            <w:r>
-              <w:rPr>
-                <w:rFonts w:ascii="Consolas" w:hAnsi="Consolas"/>
-                <w:lang w:val="en-US"/>
-              </w:rPr>
-              <w:t>ip</w:t>
-            </w:r>
-            <w:proofErr w:type="spellEnd"/>
-            <w:r>
-              <w:rPr>
-                <w:rFonts w:ascii="Consolas" w:hAnsi="Consolas"/>
-                <w:lang w:val="en-US"/>
-              </w:rPr>
-              <w:t xml:space="preserve">': </w:t>
-            </w:r>
-            <w:proofErr w:type="spellStart"/>
-            <w:proofErr w:type="gramStart"/>
-            <w:r>
-              <w:rPr>
-                <w:rFonts w:ascii="Consolas" w:hAnsi="Consolas"/>
-                <w:lang w:val="en-US"/>
-              </w:rPr>
-              <w:t>request.remote</w:t>
-            </w:r>
-            <w:proofErr w:type="gramEnd"/>
-            <w:r>
-              <w:rPr>
-                <w:rFonts w:ascii="Consolas" w:hAnsi="Consolas"/>
-                <w:lang w:val="en-US"/>
-              </w:rPr>
-              <w:t>_addr</w:t>
-            </w:r>
-            <w:proofErr w:type="spellEnd"/>
-            <w:r>
-              <w:rPr>
-                <w:rFonts w:ascii="Consolas" w:hAnsi="Consolas"/>
-                <w:lang w:val="en-US"/>
-              </w:rPr>
-              <w:t>,</w:t>
-            </w:r>
-          </w:p>
-          <w:p>
-            <w:pPr>
-              <w:pStyle w:val="a0"/>
-              <w:rPr>
-                <w:rFonts w:ascii="Consolas" w:hAnsi="Consolas"/>
-                <w:lang w:val="en-US"/>
-              </w:rPr>
-            </w:pPr>
-            <w:r>
-              <w:rPr>
-                <w:rFonts w:ascii="Consolas" w:hAnsi="Consolas"/>
-                <w:lang w:val="en-US"/>
-              </w:rPr>
-              <w:t xml:space="preserve">        '</w:t>
-            </w:r>
-            <w:proofErr w:type="spellStart"/>
-            <w:r>
-              <w:rPr>
-                <w:rFonts w:ascii="Consolas" w:hAnsi="Consolas"/>
-                <w:lang w:val="en-US"/>
-              </w:rPr>
-              <w:t>user_agent</w:t>
-            </w:r>
-            <w:proofErr w:type="spellEnd"/>
-            <w:r>
-              <w:rPr>
-                <w:rFonts w:ascii="Consolas" w:hAnsi="Consolas"/>
-                <w:lang w:val="en-US"/>
-              </w:rPr>
-              <w:t xml:space="preserve">': </w:t>
-            </w:r>
-            <w:proofErr w:type="spellStart"/>
-            <w:proofErr w:type="gramStart"/>
-            <w:r>
-              <w:rPr>
-                <w:rFonts w:ascii="Consolas" w:hAnsi="Consolas"/>
-                <w:lang w:val="en-US"/>
-              </w:rPr>
-              <w:t>request.headers.get</w:t>
-            </w:r>
-            <w:proofErr w:type="spellEnd"/>
-            <w:r>
-              <w:rPr>
-                <w:rFonts w:ascii="Consolas" w:hAnsi="Consolas"/>
-                <w:lang w:val="en-US"/>
-              </w:rPr>
-              <w:t>(</w:t>
-            </w:r>
-            <w:proofErr w:type="gramEnd"/>
-            <w:r>
-              <w:rPr>
-                <w:rFonts w:ascii="Consolas" w:hAnsi="Consolas"/>
-                <w:lang w:val="en-US"/>
-              </w:rPr>
-              <w:t>'User-Agent', '')[:200]</w:t>
-            </w:r>
-          </w:p>
-          <w:p>
-            <w:pPr>
-              <w:pStyle w:val="a0"/>
-              <w:rPr>
-                <w:rFonts w:ascii="Consolas" w:hAnsi="Consolas"/>
-                <w:lang w:val="en-US"/>
-              </w:rPr>
-            </w:pPr>
-            <w:r>
-              <w:rPr>
-                <w:rFonts w:ascii="Consolas" w:hAnsi="Consolas"/>
-                <w:lang w:val="en-US"/>
-              </w:rPr>
-              <w:t xml:space="preserve">    }</w:t>
-            </w:r>
-          </w:p>
-          <w:p>
-            <w:pPr>
-              <w:pStyle w:val="a0"/>
-              <w:rPr>
-                <w:rFonts w:ascii="Consolas" w:hAnsi="Consolas"/>
-                <w:lang w:val="en-US"/>
-              </w:rPr>
-            </w:pPr>
-            <w:r>
-              <w:rPr>
-                <w:rFonts w:ascii="Consolas" w:hAnsi="Consolas"/>
-                <w:lang w:val="en-US"/>
-              </w:rPr>
-              <w:t xml:space="preserve">    </w:t>
-            </w:r>
-          </w:p>
-          <w:p>
-            <w:pPr>
-              <w:pStyle w:val="a0"/>
-              <w:rPr>
-                <w:rFonts w:ascii="Consolas" w:hAnsi="Consolas"/>
-                <w:lang w:val="en-US"/>
-              </w:rPr>
-            </w:pPr>
-            <w:r>
-              <w:rPr>
-                <w:rFonts w:ascii="Consolas" w:hAnsi="Consolas"/>
-                <w:lang w:val="en-US"/>
-              </w:rPr>
-              <w:t xml:space="preserve">    data['visits'</w:t>
-            </w:r>
-            <w:proofErr w:type="gramStart"/>
-            <w:r>
-              <w:rPr>
-                <w:rFonts w:ascii="Consolas" w:hAnsi="Consolas"/>
-                <w:lang w:val="en-US"/>
-              </w:rPr>
-              <w:t>].append</w:t>
-            </w:r>
-            <w:proofErr w:type="gramEnd"/>
-            <w:r>
-              <w:rPr>
-                <w:rFonts w:ascii="Consolas" w:hAnsi="Consolas"/>
-                <w:lang w:val="en-US"/>
-              </w:rPr>
-              <w:t>(visit)</w:t>
-            </w:r>
-          </w:p>
-          <w:p>
-            <w:pPr>
-              <w:pStyle w:val="a0"/>
-              <w:rPr>
-                <w:rFonts w:ascii="Consolas" w:hAnsi="Consolas"/>
-                <w:lang w:val="en-US"/>
-              </w:rPr>
-            </w:pPr>
-            <w:r>
-              <w:rPr>
-                <w:rFonts w:ascii="Consolas" w:hAnsi="Consolas"/>
-                <w:lang w:val="en-US"/>
-              </w:rPr>
-              <w:t xml:space="preserve">    </w:t>
-            </w:r>
-            <w:proofErr w:type="spellStart"/>
-            <w:r>
-              <w:rPr>
-                <w:rFonts w:ascii="Consolas" w:hAnsi="Consolas"/>
-                <w:lang w:val="en-US"/>
-              </w:rPr>
-              <w:t>save_visits</w:t>
-            </w:r>
-            <w:proofErr w:type="spellEnd"/>
-            <w:r>
-              <w:rPr>
-                <w:rFonts w:ascii="Consolas" w:hAnsi="Consolas"/>
-                <w:lang w:val="en-US"/>
-              </w:rPr>
-              <w:t>(data)</w:t>
-            </w:r>
-          </w:p>
-          <w:p>
-            <w:pPr>
-              <w:pStyle w:val="a0"/>
-              <w:rPr>
-                <w:lang w:val="en-US"/>
-              </w:rPr>
-            </w:pPr>
-            <w:r>
-              <w:rPr>
-                <w:rFonts w:ascii="Consolas" w:hAnsi="Consolas"/>
-                <w:lang w:val="en-US"/>
-              </w:rPr>
-              <w:t>}</w:t>
-            </w:r>
           </w:p>
         </w:tc>
       </w:tr>
@@ -9356,6 +9401,9 @@
     <w:p>
       <w:pPr>
         <w:pStyle w:val="a0"/>
+        <w:rPr>
+          <w:lang w:val="en-US"/>
+        </w:rPr>
       </w:pPr>
     </w:p>
     <w:p>
@@ -9387,6 +9435,7 @@
         <w:pStyle w:val="a0"/>
       </w:pPr>
       <w:r>
+        <w:lastRenderedPageBreak/>
         <w:t>- Данные по часам, дням, месяцам и годам</w:t>
       </w:r>
     </w:p>
@@ -9503,7 +9552,7 @@
       <w:pPr>
         <w:pStyle w:val="2"/>
       </w:pPr>
-      <w:bookmarkStart w:id="17" w:name="_Toc223075706"/>
+      <w:bookmarkStart w:id="17" w:name="_Toc224344019"/>
       <w:r>
         <w:lastRenderedPageBreak/>
         <w:t>4.2 Посты</w:t>
@@ -10099,15 +10148,9 @@
       <w:pPr>
         <w:pStyle w:val="3"/>
       </w:pPr>
-      <w:bookmarkStart w:id="18" w:name="_Toc223075707"/>
-      <w:r>
-        <w:t>4.2</w:t>
-      </w:r>
-      <w:r>
-        <w:t xml:space="preserve">.1 </w:t>
-      </w:r>
-      <w:r>
-        <w:t>Создание первого поста</w:t>
+      <w:bookmarkStart w:id="18" w:name="_Toc224344020"/>
+      <w:r>
+        <w:t>4.2.1 Создание первого поста</w:t>
       </w:r>
       <w:bookmarkEnd w:id="18"/>
     </w:p>
@@ -10140,10 +10183,7 @@
       </w:r>
       <w:proofErr w:type="spellEnd"/>
       <w:r>
-        <w:t xml:space="preserve"> для форматирования</w:t>
-      </w:r>
-      <w:r>
-        <w:t xml:space="preserve"> или обычный текст</w:t>
+        <w:t xml:space="preserve"> для форматирования или обычный текст</w:t>
       </w:r>
     </w:p>
     <w:p>
@@ -10168,7 +10208,7 @@
       <w:pPr>
         <w:pStyle w:val="1"/>
       </w:pPr>
-      <w:bookmarkStart w:id="19" w:name="_Toc223075708"/>
+      <w:bookmarkStart w:id="19" w:name="_Toc224344021"/>
       <w:r>
         <w:lastRenderedPageBreak/>
         <w:t>5. Хост</w:t>
@@ -10188,132 +10228,120 @@
         <w:pStyle w:val="a0"/>
       </w:pPr>
       <w:r>
-        <w:t>Проект развернут на платформе</w:t>
-      </w:r>
+        <w:t xml:space="preserve">Проект развернут на платформе </w:t>
+      </w:r>
+      <w:r>
+        <w:rPr>
+          <w:lang w:val="en-US"/>
+        </w:rPr>
+        <w:t>VPS</w:t>
+      </w:r>
+      <w:r>
+        <w:t xml:space="preserve"> с использованием туннелирования через </w:t>
+      </w:r>
+      <w:proofErr w:type="spellStart"/>
+      <w:r>
+        <w:t>cname.dev</w:t>
+      </w:r>
+      <w:proofErr w:type="spellEnd"/>
+      <w:r>
+        <w:t xml:space="preserve"> для доступа по домену https://chemcenter.u.cname.dev/.</w:t>
+      </w:r>
+    </w:p>
+    <w:p>
+      <w:pPr>
+        <w:pStyle w:val="a0"/>
+      </w:pPr>
+    </w:p>
+    <w:p>
+      <w:pPr>
+        <w:pStyle w:val="a0"/>
+      </w:pPr>
+      <w:r>
+        <w:t>Технические характеристики хостинга:</w:t>
+      </w:r>
+    </w:p>
+    <w:p>
+      <w:pPr>
+        <w:pStyle w:val="a0"/>
+      </w:pPr>
+      <w:r>
+        <w:t>- Python 3.x</w:t>
+      </w:r>
+    </w:p>
+    <w:p>
+      <w:pPr>
+        <w:pStyle w:val="a0"/>
+      </w:pPr>
+      <w:r>
+        <w:t xml:space="preserve">- </w:t>
+      </w:r>
+      <w:proofErr w:type="spellStart"/>
+      <w:r>
+        <w:t>Flask</w:t>
+      </w:r>
+      <w:proofErr w:type="spellEnd"/>
+      <w:r>
+        <w:t xml:space="preserve"> фреймворк</w:t>
+      </w:r>
+    </w:p>
+    <w:p>
+      <w:pPr>
+        <w:pStyle w:val="a0"/>
+      </w:pPr>
+      <w:r>
+        <w:t>- Порт 1253 для локальной разработки</w:t>
+      </w:r>
+      <w:r>
+        <w:t>, или любой другой</w:t>
+      </w:r>
+    </w:p>
+    <w:p>
+      <w:pPr>
+        <w:pStyle w:val="a0"/>
+      </w:pPr>
+      <w:r>
+        <w:t xml:space="preserve">- Автоматическое туннелирование через </w:t>
+      </w:r>
+      <w:proofErr w:type="spellStart"/>
+      <w:r>
+        <w:t>cname.dev</w:t>
+      </w:r>
+      <w:proofErr w:type="spellEnd"/>
+      <w:r>
+        <w:t>, по желанию</w:t>
+      </w:r>
+    </w:p>
+    <w:p>
+      <w:pPr>
+        <w:pStyle w:val="a0"/>
+      </w:pPr>
+    </w:p>
+    <w:p>
+      <w:pPr>
+        <w:pStyle w:val="2"/>
+      </w:pPr>
+      <w:bookmarkStart w:id="20" w:name="_Toc224344022"/>
+      <w:r>
+        <w:t>5.1 Инициализация и первый запуск</w:t>
+      </w:r>
+      <w:bookmarkEnd w:id="20"/>
+    </w:p>
+    <w:p>
+      <w:pPr>
+        <w:pStyle w:val="a0"/>
+      </w:pPr>
+    </w:p>
+    <w:p>
+      <w:pPr>
+        <w:pStyle w:val="3"/>
+      </w:pPr>
       <w:r>
         <w:t xml:space="preserve"> </w:t>
       </w:r>
-      <w:r>
-        <w:rPr>
-          <w:lang w:val="en-US"/>
-        </w:rPr>
-        <w:t>VPS</w:t>
-      </w:r>
-      <w:r>
-        <w:t xml:space="preserve"> с использованием туннелирования через </w:t>
-      </w:r>
-      <w:proofErr w:type="spellStart"/>
-      <w:r>
-        <w:t>cname.dev</w:t>
-      </w:r>
-      <w:proofErr w:type="spellEnd"/>
-      <w:r>
-        <w:t xml:space="preserve"> для доступа по домену https://chemcenter.u.cname.dev/.</w:t>
-      </w:r>
-    </w:p>
-    <w:p>
-      <w:pPr>
-        <w:pStyle w:val="a0"/>
-      </w:pPr>
-    </w:p>
-    <w:p>
-      <w:pPr>
-        <w:pStyle w:val="a0"/>
-      </w:pPr>
-      <w:r>
-        <w:t>Технические характеристики хостинга:</w:t>
-      </w:r>
-    </w:p>
-    <w:p>
-      <w:pPr>
-        <w:pStyle w:val="a0"/>
-      </w:pPr>
-      <w:r>
-        <w:t>- Python 3.x</w:t>
-      </w:r>
-    </w:p>
-    <w:p>
-      <w:pPr>
-        <w:pStyle w:val="a0"/>
-      </w:pPr>
-      <w:r>
-        <w:t xml:space="preserve">- </w:t>
-      </w:r>
-      <w:proofErr w:type="spellStart"/>
-      <w:r>
-        <w:t>Flask</w:t>
-      </w:r>
-      <w:proofErr w:type="spellEnd"/>
-      <w:r>
-        <w:t xml:space="preserve"> фреймворк</w:t>
-      </w:r>
-    </w:p>
-    <w:p>
-      <w:pPr>
-        <w:pStyle w:val="a0"/>
-      </w:pPr>
-      <w:r>
-        <w:t>- Порт 1253 для локальной разработки</w:t>
-      </w:r>
-      <w:r>
-        <w:t>, или любой другой</w:t>
-      </w:r>
-    </w:p>
-    <w:p>
-      <w:pPr>
-        <w:pStyle w:val="a0"/>
-      </w:pPr>
-      <w:r>
-        <w:t xml:space="preserve">- Автоматическое туннелирование через </w:t>
-      </w:r>
-      <w:proofErr w:type="spellStart"/>
-      <w:r>
-        <w:t>cname.dev</w:t>
-      </w:r>
-      <w:proofErr w:type="spellEnd"/>
-      <w:r>
-        <w:t>, по желанию</w:t>
-      </w:r>
-    </w:p>
-    <w:p>
-      <w:pPr>
-        <w:pStyle w:val="a0"/>
-      </w:pPr>
-    </w:p>
-    <w:p>
-      <w:pPr>
-        <w:pStyle w:val="2"/>
-      </w:pPr>
-      <w:bookmarkStart w:id="20" w:name="_Toc223075709"/>
-      <w:r>
-        <w:t>5.1</w:t>
-      </w:r>
-      <w:r>
-        <w:t xml:space="preserve"> Инициализация и первый запуск</w:t>
-      </w:r>
-      <w:bookmarkEnd w:id="20"/>
-    </w:p>
-    <w:p>
-      <w:pPr>
-        <w:pStyle w:val="a0"/>
-      </w:pPr>
-    </w:p>
-    <w:p>
-      <w:pPr>
-        <w:pStyle w:val="3"/>
-      </w:pPr>
-      <w:r>
-        <w:t xml:space="preserve"> </w:t>
-      </w:r>
-      <w:bookmarkStart w:id="21" w:name="_Toc223075710"/>
-      <w:r>
-        <w:t>5.</w:t>
-      </w:r>
-      <w:r>
-        <w:t>1.1</w:t>
-      </w:r>
-      <w:r>
-        <w:t xml:space="preserve"> Подготовка к первому запуску</w:t>
+      <w:bookmarkStart w:id="21" w:name="_Toc224344023"/>
+      <w:r>
+        <w:t>5.1.1 Подготовка к первому запуску</w:t>
       </w:r>
       <w:bookmarkEnd w:id="21"/>
     </w:p>
@@ -10689,12 +10717,9 @@
         <w:pStyle w:val="3"/>
       </w:pPr>
       <w:r>
-        <w:rPr>
-          <w:lang w:val="en-US"/>
-        </w:rPr>
         <w:t xml:space="preserve"> </w:t>
       </w:r>
-      <w:bookmarkStart w:id="22" w:name="_Toc223075711"/>
+      <w:bookmarkStart w:id="22" w:name="_Toc224344024"/>
       <w:r>
         <w:t>5.1.</w:t>
       </w:r>
@@ -10842,15 +10867,7 @@
             </w:r>
             <w:proofErr w:type="spellEnd"/>
             <w:r>
-              <w:t>": "</w:t>
-            </w:r>
-            <w:proofErr w:type="spellStart"/>
-            <w:r>
-              <w:t>Chemcenter</w:t>
-            </w:r>
-            <w:proofErr w:type="spellEnd"/>
-            <w:r>
-              <w:t>",</w:t>
+              <w:t>": "Chemcenter",</w:t>
             </w:r>
           </w:p>
           <w:p>
@@ -11918,7 +11935,7 @@
       <w:pPr>
         <w:pStyle w:val="3"/>
       </w:pPr>
-      <w:bookmarkStart w:id="23" w:name="_Toc223075712"/>
+      <w:bookmarkStart w:id="23" w:name="_Toc224344025"/>
       <w:r>
         <w:t>5.1.</w:t>
       </w:r>
@@ -12108,15 +12125,9 @@
       <w:r>
         <w:t xml:space="preserve"> </w:t>
       </w:r>
-      <w:bookmarkStart w:id="24" w:name="_Toc223075713"/>
-      <w:r>
-        <w:t>5.1.</w:t>
-      </w:r>
-      <w:r>
-        <w:t>4</w:t>
-      </w:r>
-      <w:r>
-        <w:t xml:space="preserve"> </w:t>
+      <w:bookmarkStart w:id="24" w:name="_Toc224344026"/>
+      <w:r>
+        <w:t xml:space="preserve">5.1.4 </w:t>
       </w:r>
       <w:r>
         <w:t>Первоначальная настройка</w:t>
@@ -12262,7 +12273,7 @@
       <w:pPr>
         <w:pStyle w:val="1"/>
       </w:pPr>
-      <w:bookmarkStart w:id="25" w:name="_Toc223075714"/>
+      <w:bookmarkStart w:id="25" w:name="_Toc224344027"/>
       <w:r>
         <w:lastRenderedPageBreak/>
         <w:t>6. Заключение</w:t>
@@ -12279,15 +12290,7 @@
         <w:pStyle w:val="a0"/>
       </w:pPr>
       <w:r>
-        <w:t xml:space="preserve">Проект </w:t>
-      </w:r>
-      <w:proofErr w:type="spellStart"/>
-      <w:r>
-        <w:t>Chemcenter</w:t>
-      </w:r>
-      <w:proofErr w:type="spellEnd"/>
-      <w:r>
-        <w:t xml:space="preserve"> представляет собой комплексную образовательную платформу для изучения химии, обладающую следующими преимуществами:</w:t>
+        <w:t>Проект Chemcenter представляет собой комплексную образовательную платформу для изучения химии, обладающую следующими преимуществами:</w:t>
       </w:r>
     </w:p>
     <w:p>
@@ -12428,7 +12431,6 @@
           </w:rPr>
           <w:t>09/</w:t>
         </w:r>
-        <w:proofErr w:type="spellStart"/>
         <w:r>
           <w:rPr>
             <w:rStyle w:val="af"/>
@@ -12436,7 +12438,6 @@
           </w:rPr>
           <w:t>chemcenter</w:t>
         </w:r>
-        <w:proofErr w:type="spellEnd"/>
       </w:hyperlink>
       <w:r>
         <w:t xml:space="preserve"> - </w:t>
